--- a/StudentGuideModule2/electric_circuits/circ_diag1.docx
+++ b/StudentGuideModule2/electric_circuits/circ_diag1.docx
@@ -1,10 +1,557 @@
 
 <file path=word/document.xml><?xml version="1.0" encoding="utf-8"?>
-<w:document xmlns:wpc="http://schemas.microsoft.com/office/word/2010/wordprocessingCanvas" xmlns:cx="http://schemas.microsoft.com/office/drawing/2014/chartex" xmlns:cx1="http://schemas.microsoft.com/office/drawing/2015/9/8/chartex" xmlns:mc="http://schemas.openxmlformats.org/markup-compatibility/2006" xmlns:o="urn:schemas-microsoft-com:office:office" xmlns:r="http://schemas.openxmlformats.org/officeDocument/2006/relationships" xmlns:m="http://schemas.openxmlformats.org/officeDocument/2006/math" xmlns:v="urn:schemas-microsoft-com:vml" xmlns:wp14="http://schemas.microsoft.com/office/word/2010/wordprocessingDrawing" xmlns:wp="http://schemas.openxmlformats.org/drawingml/2006/wordprocessingDrawing" xmlns:w10="urn:schemas-microsoft-com:office:word" xmlns:w="http://schemas.openxmlformats.org/wordprocessingml/2006/main" xmlns:w14="http://schemas.microsoft.com/office/word/2010/wordml" xmlns:w15="http://schemas.microsoft.com/office/word/2012/wordml" xmlns:w16se="http://schemas.microsoft.com/office/word/2015/wordml/symex" xmlns:wpg="http://schemas.microsoft.com/office/word/2010/wordprocessingGroup" xmlns:wpi="http://schemas.microsoft.com/office/word/2010/wordprocessingInk" xmlns:wne="http://schemas.microsoft.com/office/word/2006/wordml" xmlns:wps="http://schemas.microsoft.com/office/word/2010/wordprocessingShape" mc:Ignorable="w14 w15 w16se wp14">
+<w:document xmlns:wpc="http://schemas.microsoft.com/office/word/2010/wordprocessingCanvas" xmlns:cx="http://schemas.microsoft.com/office/drawing/2014/chartex" xmlns:cx1="http://schemas.microsoft.com/office/drawing/2015/9/8/chartex" xmlns:cx2="http://schemas.microsoft.com/office/drawing/2015/10/21/chartex" xmlns:cx3="http://schemas.microsoft.com/office/drawing/2016/5/9/chartex" xmlns:cx4="http://schemas.microsoft.com/office/drawing/2016/5/10/chartex" xmlns:cx5="http://schemas.microsoft.com/office/drawing/2016/5/11/chartex" xmlns:cx6="http://schemas.microsoft.com/office/drawing/2016/5/12/chartex" xmlns:cx7="http://schemas.microsoft.com/office/drawing/2016/5/13/chartex" xmlns:cx8="http://schemas.microsoft.com/office/drawing/2016/5/14/chartex" xmlns:mc="http://schemas.openxmlformats.org/markup-compatibility/2006" xmlns:aink="http://schemas.microsoft.com/office/drawing/2016/ink" xmlns:am3d="http://schemas.microsoft.com/office/drawing/2017/model3d" xmlns:o="urn:schemas-microsoft-com:office:office" xmlns:oel="http://schemas.microsoft.com/office/2019/extlst" xmlns:r="http://schemas.openxmlformats.org/officeDocument/2006/relationships" xmlns:m="http://schemas.openxmlformats.org/officeDocument/2006/math" xmlns:v="urn:schemas-microsoft-com:vml" xmlns:wp14="http://schemas.microsoft.com/office/word/2010/wordprocessingDrawing" xmlns:wp="http://schemas.openxmlformats.org/drawingml/2006/wordprocessingDrawing" xmlns:w10="urn:schemas-microsoft-com:office:word" xmlns:w="http://schemas.openxmlformats.org/wordprocessingml/2006/main" xmlns:w14="http://schemas.microsoft.com/office/word/2010/wordml" xmlns:w15="http://schemas.microsoft.com/office/word/2012/wordml" xmlns:w16cex="http://schemas.microsoft.com/office/word/2018/wordml/cex" xmlns:w16cid="http://schemas.microsoft.com/office/word/2016/wordml/cid" xmlns:w16="http://schemas.microsoft.com/office/word/2018/wordml" xmlns:w16du="http://schemas.microsoft.com/office/word/2023/wordml/word16du" xmlns:w16sdtdh="http://schemas.microsoft.com/office/word/2020/wordml/sdtdatahash" xmlns:w16sdtfl="http://schemas.microsoft.com/office/word/2024/wordml/sdtformatlock" xmlns:w16se="http://schemas.microsoft.com/office/word/2015/wordml/symex" xmlns:wpg="http://schemas.microsoft.com/office/word/2010/wordprocessingGroup" xmlns:wpi="http://schemas.microsoft.com/office/word/2010/wordprocessingInk" xmlns:wne="http://schemas.microsoft.com/office/word/2006/wordml" xmlns:wps="http://schemas.microsoft.com/office/word/2010/wordprocessingShape" mc:Ignorable="w14 w15 w16se w16cid w16 w16cex w16sdtdh w16sdtfl w16du wp14">
   <w:body>
     <w:p>
-      <w:bookmarkStart w:id="0" w:name="_GoBack"/>
-      <w:bookmarkEnd w:id="0"/>
+      <w:r>
+        <w:rPr>
+          <w:noProof/>
+        </w:rPr>
+        <mc:AlternateContent>
+          <mc:Choice Requires="wps">
+            <w:drawing>
+              <wp:anchor distT="0" distB="0" distL="114300" distR="114300" simplePos="0" relativeHeight="251674624" behindDoc="0" locked="0" layoutInCell="1" allowOverlap="1" wp14:anchorId="58CBBE9A" wp14:editId="205F1741">
+                <wp:simplePos x="0" y="0"/>
+                <wp:positionH relativeFrom="column">
+                  <wp:posOffset>2303145</wp:posOffset>
+                </wp:positionH>
+                <wp:positionV relativeFrom="paragraph">
+                  <wp:posOffset>1031240</wp:posOffset>
+                </wp:positionV>
+                <wp:extent cx="455295" cy="360045"/>
+                <wp:effectExtent l="0" t="0" r="0" b="1905"/>
+                <wp:wrapNone/>
+                <wp:docPr id="1873343670" name="Text Box 22"/>
+                <wp:cNvGraphicFramePr/>
+                <a:graphic xmlns:a="http://schemas.openxmlformats.org/drawingml/2006/main">
+                  <a:graphicData uri="http://schemas.microsoft.com/office/word/2010/wordprocessingShape">
+                    <wps:wsp>
+                      <wps:cNvSpPr txBox="1"/>
+                      <wps:spPr>
+                        <a:xfrm>
+                          <a:off x="0" y="0"/>
+                          <a:ext cx="455295" cy="360045"/>
+                        </a:xfrm>
+                        <a:prstGeom prst="rect">
+                          <a:avLst/>
+                        </a:prstGeom>
+                        <a:noFill/>
+                        <a:ln w="6350">
+                          <a:noFill/>
+                        </a:ln>
+                      </wps:spPr>
+                      <wps:txbx>
+                        <w:txbxContent>
+                          <w:p>
+                            <w:pPr>
+                              <w:spacing w:line="192" w:lineRule="auto"/>
+                              <w:rPr>
+                                <w:rFonts w:asciiTheme="minorHAnsi" w:hAnsiTheme="minorHAnsi" w:cstheme="minorHAnsi"/>
+                                <w:sz w:val="20"/>
+                                <w:szCs w:val="20"/>
+                              </w:rPr>
+                            </w:pPr>
+                            <w:r>
+                              <w:rPr>
+                                <w:rFonts w:asciiTheme="minorHAnsi" w:hAnsiTheme="minorHAnsi" w:cstheme="minorHAnsi"/>
+                                <w:sz w:val="20"/>
+                                <w:szCs w:val="20"/>
+                              </w:rPr>
+                              <w:t>light</w:t>
+                            </w:r>
+                          </w:p>
+                          <w:p>
+                            <w:pPr>
+                              <w:spacing w:line="192" w:lineRule="auto"/>
+                              <w:rPr>
+                                <w:rFonts w:asciiTheme="minorHAnsi" w:hAnsiTheme="minorHAnsi" w:cstheme="minorHAnsi"/>
+                                <w:sz w:val="20"/>
+                                <w:szCs w:val="20"/>
+                              </w:rPr>
+                            </w:pPr>
+                            <w:r>
+                              <w:rPr>
+                                <w:rFonts w:asciiTheme="minorHAnsi" w:hAnsiTheme="minorHAnsi" w:cstheme="minorHAnsi"/>
+                                <w:sz w:val="20"/>
+                                <w:szCs w:val="20"/>
+                              </w:rPr>
+                              <w:t>bulb</w:t>
+                            </w:r>
+                          </w:p>
+                        </w:txbxContent>
+                      </wps:txbx>
+                      <wps:bodyPr rot="0" spcFirstLastPara="0" vertOverflow="overflow" horzOverflow="overflow" vert="horz" wrap="square" lIns="91440" tIns="45720" rIns="91440" bIns="45720" numCol="1" spcCol="0" rtlCol="0" fromWordArt="0" anchor="t" anchorCtr="0" forceAA="0" compatLnSpc="1">
+                        <a:prstTxWarp prst="textNoShape">
+                          <a:avLst/>
+                        </a:prstTxWarp>
+                        <a:noAutofit/>
+                      </wps:bodyPr>
+                    </wps:wsp>
+                  </a:graphicData>
+                </a:graphic>
+                <wp14:sizeRelH relativeFrom="margin">
+                  <wp14:pctWidth>0</wp14:pctWidth>
+                </wp14:sizeRelH>
+                <wp14:sizeRelV relativeFrom="margin">
+                  <wp14:pctHeight>0</wp14:pctHeight>
+                </wp14:sizeRelV>
+              </wp:anchor>
+            </w:drawing>
+          </mc:Choice>
+          <mc:Fallback>
+            <w:pict>
+              <v:shapetype w14:anchorId="58CBBE9A" id="_x0000_t202" coordsize="21600,21600" o:spt="202" path="m,l,21600r21600,l21600,xe">
+                <v:stroke joinstyle="miter"/>
+                <v:path gradientshapeok="t" o:connecttype="rect"/>
+              </v:shapetype>
+              <v:shape id="Text Box 22" o:spid="_x0000_s1026" type="#_x0000_t202" style="position:absolute;margin-left:181.35pt;margin-top:81.2pt;width:35.85pt;height:28.35pt;z-index:251674624;visibility:visible;mso-wrap-style:square;mso-width-percent:0;mso-height-percent:0;mso-wrap-distance-left:9pt;mso-wrap-distance-top:0;mso-wrap-distance-right:9pt;mso-wrap-distance-bottom:0;mso-position-horizontal:absolute;mso-position-horizontal-relative:text;mso-position-vertical:absolute;mso-position-vertical-relative:text;mso-width-percent:0;mso-height-percent:0;mso-width-relative:margin;mso-height-relative:margin;v-text-anchor:top" o:gfxdata="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" filled="f" stroked="f" strokeweight=".5pt">
+                <v:textbox>
+                  <w:txbxContent>
+                    <w:p>
+                      <w:pPr>
+                        <w:spacing w:line="192" w:lineRule="auto"/>
+                        <w:rPr>
+                          <w:rFonts w:asciiTheme="minorHAnsi" w:hAnsiTheme="minorHAnsi" w:cstheme="minorHAnsi"/>
+                          <w:sz w:val="20"/>
+                          <w:szCs w:val="20"/>
+                        </w:rPr>
+                      </w:pPr>
+                      <w:r>
+                        <w:rPr>
+                          <w:rFonts w:asciiTheme="minorHAnsi" w:hAnsiTheme="minorHAnsi" w:cstheme="minorHAnsi"/>
+                          <w:sz w:val="20"/>
+                          <w:szCs w:val="20"/>
+                        </w:rPr>
+                        <w:t>light</w:t>
+                      </w:r>
+                    </w:p>
+                    <w:p>
+                      <w:pPr>
+                        <w:spacing w:line="192" w:lineRule="auto"/>
+                        <w:rPr>
+                          <w:rFonts w:asciiTheme="minorHAnsi" w:hAnsiTheme="minorHAnsi" w:cstheme="minorHAnsi"/>
+                          <w:sz w:val="20"/>
+                          <w:szCs w:val="20"/>
+                        </w:rPr>
+                      </w:pPr>
+                      <w:r>
+                        <w:rPr>
+                          <w:rFonts w:asciiTheme="minorHAnsi" w:hAnsiTheme="minorHAnsi" w:cstheme="minorHAnsi"/>
+                          <w:sz w:val="20"/>
+                          <w:szCs w:val="20"/>
+                        </w:rPr>
+                        <w:t>bulb</w:t>
+                      </w:r>
+                    </w:p>
+                  </w:txbxContent>
+                </v:textbox>
+              </v:shape>
+            </w:pict>
+          </mc:Fallback>
+        </mc:AlternateContent>
+      </w:r>
+      <w:r>
+        <w:rPr>
+          <w:noProof/>
+        </w:rPr>
+        <mc:AlternateContent>
+          <mc:Choice Requires="wps">
+            <w:drawing>
+              <wp:anchor distT="0" distB="0" distL="114300" distR="114300" simplePos="0" relativeHeight="251672576" behindDoc="0" locked="0" layoutInCell="1" allowOverlap="1" wp14:anchorId="6181EC3D" wp14:editId="3CEF29F7">
+                <wp:simplePos x="0" y="0"/>
+                <wp:positionH relativeFrom="column">
+                  <wp:posOffset>1893570</wp:posOffset>
+                </wp:positionH>
+                <wp:positionV relativeFrom="paragraph">
+                  <wp:posOffset>238125</wp:posOffset>
+                </wp:positionV>
+                <wp:extent cx="628650" cy="360045"/>
+                <wp:effectExtent l="0" t="0" r="0" b="1905"/>
+                <wp:wrapNone/>
+                <wp:docPr id="1103138180" name="Text Box 22"/>
+                <wp:cNvGraphicFramePr/>
+                <a:graphic xmlns:a="http://schemas.openxmlformats.org/drawingml/2006/main">
+                  <a:graphicData uri="http://schemas.microsoft.com/office/word/2010/wordprocessingShape">
+                    <wps:wsp>
+                      <wps:cNvSpPr txBox="1"/>
+                      <wps:spPr>
+                        <a:xfrm>
+                          <a:off x="0" y="0"/>
+                          <a:ext cx="628650" cy="360045"/>
+                        </a:xfrm>
+                        <a:prstGeom prst="rect">
+                          <a:avLst/>
+                        </a:prstGeom>
+                        <a:noFill/>
+                        <a:ln w="6350">
+                          <a:noFill/>
+                        </a:ln>
+                      </wps:spPr>
+                      <wps:txbx>
+                        <w:txbxContent>
+                          <w:p>
+                            <w:pPr>
+                              <w:spacing w:line="192" w:lineRule="auto"/>
+                              <w:rPr>
+                                <w:rFonts w:asciiTheme="minorHAnsi" w:hAnsiTheme="minorHAnsi" w:cstheme="minorHAnsi"/>
+                                <w:sz w:val="20"/>
+                                <w:szCs w:val="20"/>
+                              </w:rPr>
+                            </w:pPr>
+                            <w:r>
+                              <w:rPr>
+                                <w:rFonts w:asciiTheme="minorHAnsi" w:hAnsiTheme="minorHAnsi" w:cstheme="minorHAnsi"/>
+                                <w:sz w:val="20"/>
+                                <w:szCs w:val="20"/>
+                              </w:rPr>
+                              <w:t>current meter</w:t>
+                            </w:r>
+                          </w:p>
+                        </w:txbxContent>
+                      </wps:txbx>
+                      <wps:bodyPr rot="0" spcFirstLastPara="0" vertOverflow="overflow" horzOverflow="overflow" vert="horz" wrap="square" lIns="91440" tIns="45720" rIns="91440" bIns="45720" numCol="1" spcCol="0" rtlCol="0" fromWordArt="0" anchor="t" anchorCtr="0" forceAA="0" compatLnSpc="1">
+                        <a:prstTxWarp prst="textNoShape">
+                          <a:avLst/>
+                        </a:prstTxWarp>
+                        <a:noAutofit/>
+                      </wps:bodyPr>
+                    </wps:wsp>
+                  </a:graphicData>
+                </a:graphic>
+                <wp14:sizeRelH relativeFrom="margin">
+                  <wp14:pctWidth>0</wp14:pctWidth>
+                </wp14:sizeRelH>
+                <wp14:sizeRelV relativeFrom="margin">
+                  <wp14:pctHeight>0</wp14:pctHeight>
+                </wp14:sizeRelV>
+              </wp:anchor>
+            </w:drawing>
+          </mc:Choice>
+          <mc:Fallback>
+            <w:pict>
+              <v:shape w14:anchorId="6181EC3D" id="_x0000_s1027" type="#_x0000_t202" style="position:absolute;margin-left:149.1pt;margin-top:18.75pt;width:49.5pt;height:28.35pt;z-index:251672576;visibility:visible;mso-wrap-style:square;mso-width-percent:0;mso-height-percent:0;mso-wrap-distance-left:9pt;mso-wrap-distance-top:0;mso-wrap-distance-right:9pt;mso-wrap-distance-bottom:0;mso-position-horizontal:absolute;mso-position-horizontal-relative:text;mso-position-vertical:absolute;mso-position-vertical-relative:text;mso-width-percent:0;mso-height-percent:0;mso-width-relative:margin;mso-height-relative:margin;v-text-anchor:top" o:gfxdata="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" filled="f" stroked="f" strokeweight=".5pt">
+                <v:textbox>
+                  <w:txbxContent>
+                    <w:p>
+                      <w:pPr>
+                        <w:spacing w:line="192" w:lineRule="auto"/>
+                        <w:rPr>
+                          <w:rFonts w:asciiTheme="minorHAnsi" w:hAnsiTheme="minorHAnsi" w:cstheme="minorHAnsi"/>
+                          <w:sz w:val="20"/>
+                          <w:szCs w:val="20"/>
+                        </w:rPr>
+                      </w:pPr>
+                      <w:r>
+                        <w:rPr>
+                          <w:rFonts w:asciiTheme="minorHAnsi" w:hAnsiTheme="minorHAnsi" w:cstheme="minorHAnsi"/>
+                          <w:sz w:val="20"/>
+                          <w:szCs w:val="20"/>
+                        </w:rPr>
+                        <w:t>current meter</w:t>
+                      </w:r>
+                    </w:p>
+                  </w:txbxContent>
+                </v:textbox>
+              </v:shape>
+            </w:pict>
+          </mc:Fallback>
+        </mc:AlternateContent>
+      </w:r>
+      <w:r>
+        <w:rPr>
+          <w:noProof/>
+        </w:rPr>
+        <mc:AlternateContent>
+          <mc:Choice Requires="wps">
+            <w:drawing>
+              <wp:anchor distT="0" distB="0" distL="114300" distR="114300" simplePos="0" relativeHeight="251670528" behindDoc="0" locked="0" layoutInCell="1" allowOverlap="1" wp14:anchorId="638B02D3" wp14:editId="599A3230">
+                <wp:simplePos x="0" y="0"/>
+                <wp:positionH relativeFrom="column">
+                  <wp:posOffset>1729740</wp:posOffset>
+                </wp:positionH>
+                <wp:positionV relativeFrom="paragraph">
+                  <wp:posOffset>428625</wp:posOffset>
+                </wp:positionV>
+                <wp:extent cx="234315" cy="91440"/>
+                <wp:effectExtent l="38100" t="0" r="13335" b="60960"/>
+                <wp:wrapNone/>
+                <wp:docPr id="1423597785" name="Straight Connector 21"/>
+                <wp:cNvGraphicFramePr/>
+                <a:graphic xmlns:a="http://schemas.openxmlformats.org/drawingml/2006/main">
+                  <a:graphicData uri="http://schemas.microsoft.com/office/word/2010/wordprocessingShape">
+                    <wps:wsp>
+                      <wps:cNvCnPr/>
+                      <wps:spPr>
+                        <a:xfrm flipH="1">
+                          <a:off x="0" y="0"/>
+                          <a:ext cx="234315" cy="91440"/>
+                        </a:xfrm>
+                        <a:prstGeom prst="line">
+                          <a:avLst/>
+                        </a:prstGeom>
+                        <a:ln>
+                          <a:solidFill>
+                            <a:schemeClr val="tx1"/>
+                          </a:solidFill>
+                          <a:headEnd type="none" w="med" len="med"/>
+                          <a:tailEnd type="stealth" w="sm" len="sm"/>
+                        </a:ln>
+                      </wps:spPr>
+                      <wps:style>
+                        <a:lnRef idx="1">
+                          <a:schemeClr val="accent1"/>
+                        </a:lnRef>
+                        <a:fillRef idx="0">
+                          <a:schemeClr val="accent1"/>
+                        </a:fillRef>
+                        <a:effectRef idx="0">
+                          <a:schemeClr val="accent1"/>
+                        </a:effectRef>
+                        <a:fontRef idx="minor">
+                          <a:schemeClr val="tx1"/>
+                        </a:fontRef>
+                      </wps:style>
+                      <wps:bodyPr/>
+                    </wps:wsp>
+                  </a:graphicData>
+                </a:graphic>
+                <wp14:sizeRelH relativeFrom="margin">
+                  <wp14:pctWidth>0</wp14:pctWidth>
+                </wp14:sizeRelH>
+                <wp14:sizeRelV relativeFrom="margin">
+                  <wp14:pctHeight>0</wp14:pctHeight>
+                </wp14:sizeRelV>
+              </wp:anchor>
+            </w:drawing>
+          </mc:Choice>
+          <mc:Fallback>
+            <w:pict>
+              <v:line w14:anchorId="44CA1B59" id="Straight Connector 21" o:spid="_x0000_s1026" style="position:absolute;flip:x;z-index:251670528;visibility:visible;mso-wrap-style:square;mso-width-percent:0;mso-height-percent:0;mso-wrap-distance-left:9pt;mso-wrap-distance-top:0;mso-wrap-distance-right:9pt;mso-wrap-distance-bottom:0;mso-position-horizontal:absolute;mso-position-horizontal-relative:text;mso-position-vertical:absolute;mso-position-vertical-relative:text;mso-width-percent:0;mso-height-percent:0;mso-width-relative:margin;mso-height-relative:margin" from="136.2pt,33.75pt" to="154.65pt,40.95pt" o:gfxdata="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" strokecolor="black [3213]">
+                <v:stroke endarrow="classic" endarrowwidth="narrow" endarrowlength="short"/>
+              </v:line>
+            </w:pict>
+          </mc:Fallback>
+        </mc:AlternateContent>
+      </w:r>
+      <w:r>
+        <w:rPr>
+          <w:noProof/>
+        </w:rPr>
+        <mc:AlternateContent>
+          <mc:Choice Requires="wps">
+            <w:drawing>
+              <wp:anchor distT="0" distB="0" distL="114300" distR="114300" simplePos="0" relativeHeight="251667456" behindDoc="0" locked="0" layoutInCell="1" allowOverlap="1" wp14:anchorId="035F7840" wp14:editId="232D610C">
+                <wp:simplePos x="0" y="0"/>
+                <wp:positionH relativeFrom="column">
+                  <wp:posOffset>744855</wp:posOffset>
+                </wp:positionH>
+                <wp:positionV relativeFrom="paragraph">
+                  <wp:posOffset>760095</wp:posOffset>
+                </wp:positionV>
+                <wp:extent cx="222885" cy="163830"/>
+                <wp:effectExtent l="0" t="0" r="62865" b="64770"/>
+                <wp:wrapNone/>
+                <wp:docPr id="1084258827" name="Straight Connector 21"/>
+                <wp:cNvGraphicFramePr/>
+                <a:graphic xmlns:a="http://schemas.openxmlformats.org/drawingml/2006/main">
+                  <a:graphicData uri="http://schemas.microsoft.com/office/word/2010/wordprocessingShape">
+                    <wps:wsp>
+                      <wps:cNvCnPr/>
+                      <wps:spPr>
+                        <a:xfrm>
+                          <a:off x="0" y="0"/>
+                          <a:ext cx="222885" cy="163830"/>
+                        </a:xfrm>
+                        <a:prstGeom prst="line">
+                          <a:avLst/>
+                        </a:prstGeom>
+                        <a:ln>
+                          <a:solidFill>
+                            <a:schemeClr val="tx1"/>
+                          </a:solidFill>
+                          <a:headEnd type="none" w="med" len="med"/>
+                          <a:tailEnd type="stealth" w="sm" len="sm"/>
+                        </a:ln>
+                      </wps:spPr>
+                      <wps:style>
+                        <a:lnRef idx="1">
+                          <a:schemeClr val="accent1"/>
+                        </a:lnRef>
+                        <a:fillRef idx="0">
+                          <a:schemeClr val="accent1"/>
+                        </a:fillRef>
+                        <a:effectRef idx="0">
+                          <a:schemeClr val="accent1"/>
+                        </a:effectRef>
+                        <a:fontRef idx="minor">
+                          <a:schemeClr val="tx1"/>
+                        </a:fontRef>
+                      </wps:style>
+                      <wps:bodyPr/>
+                    </wps:wsp>
+                  </a:graphicData>
+                </a:graphic>
+                <wp14:sizeRelH relativeFrom="margin">
+                  <wp14:pctWidth>0</wp14:pctWidth>
+                </wp14:sizeRelH>
+                <wp14:sizeRelV relativeFrom="margin">
+                  <wp14:pctHeight>0</wp14:pctHeight>
+                </wp14:sizeRelV>
+              </wp:anchor>
+            </w:drawing>
+          </mc:Choice>
+          <mc:Fallback>
+            <w:pict>
+              <v:line w14:anchorId="23E2089A" id="Straight Connector 21" o:spid="_x0000_s1026" style="position:absolute;z-index:251667456;visibility:visible;mso-wrap-style:square;mso-width-percent:0;mso-height-percent:0;mso-wrap-distance-left:9pt;mso-wrap-distance-top:0;mso-wrap-distance-right:9pt;mso-wrap-distance-bottom:0;mso-position-horizontal:absolute;mso-position-horizontal-relative:text;mso-position-vertical:absolute;mso-position-vertical-relative:text;mso-width-percent:0;mso-height-percent:0;mso-width-relative:margin;mso-height-relative:margin" from="58.65pt,59.85pt" to="76.2pt,72.75pt" o:gfxdata="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" strokecolor="black [3213]">
+                <v:stroke endarrow="classic" endarrowwidth="narrow" endarrowlength="short"/>
+              </v:line>
+            </w:pict>
+          </mc:Fallback>
+        </mc:AlternateContent>
+      </w:r>
+      <w:r>
+        <w:rPr>
+          <w:noProof/>
+        </w:rPr>
+        <mc:AlternateContent>
+          <mc:Choice Requires="wps">
+            <w:drawing>
+              <wp:anchor distT="0" distB="0" distL="114300" distR="114300" simplePos="0" relativeHeight="251668480" behindDoc="0" locked="0" layoutInCell="1" allowOverlap="1" wp14:anchorId="7A633D23" wp14:editId="7B8EBFCC">
+                <wp:simplePos x="0" y="0"/>
+                <wp:positionH relativeFrom="column">
+                  <wp:posOffset>299085</wp:posOffset>
+                </wp:positionH>
+                <wp:positionV relativeFrom="paragraph">
+                  <wp:posOffset>581025</wp:posOffset>
+                </wp:positionV>
+                <wp:extent cx="565785" cy="360045"/>
+                <wp:effectExtent l="0" t="0" r="0" b="1905"/>
+                <wp:wrapNone/>
+                <wp:docPr id="1748473139" name="Text Box 22"/>
+                <wp:cNvGraphicFramePr/>
+                <a:graphic xmlns:a="http://schemas.openxmlformats.org/drawingml/2006/main">
+                  <a:graphicData uri="http://schemas.microsoft.com/office/word/2010/wordprocessingShape">
+                    <wps:wsp>
+                      <wps:cNvSpPr txBox="1"/>
+                      <wps:spPr>
+                        <a:xfrm>
+                          <a:off x="0" y="0"/>
+                          <a:ext cx="565785" cy="360045"/>
+                        </a:xfrm>
+                        <a:prstGeom prst="rect">
+                          <a:avLst/>
+                        </a:prstGeom>
+                        <a:noFill/>
+                        <a:ln w="6350">
+                          <a:noFill/>
+                        </a:ln>
+                      </wps:spPr>
+                      <wps:txbx>
+                        <w:txbxContent>
+                          <w:p>
+                            <w:pPr>
+                              <w:spacing w:line="192" w:lineRule="auto"/>
+                              <w:rPr>
+                                <w:rFonts w:asciiTheme="minorHAnsi" w:hAnsiTheme="minorHAnsi" w:cstheme="minorHAnsi"/>
+                                <w:sz w:val="20"/>
+                                <w:szCs w:val="20"/>
+                              </w:rPr>
+                            </w:pPr>
+                            <w:r>
+                              <w:rPr>
+                                <w:rFonts w:asciiTheme="minorHAnsi" w:hAnsiTheme="minorHAnsi" w:cstheme="minorHAnsi"/>
+                                <w:sz w:val="20"/>
+                                <w:szCs w:val="20"/>
+                              </w:rPr>
+                              <w:t>power</w:t>
+                            </w:r>
+                          </w:p>
+                          <w:p>
+                            <w:pPr>
+                              <w:spacing w:line="192" w:lineRule="auto"/>
+                              <w:rPr>
+                                <w:rFonts w:asciiTheme="minorHAnsi" w:hAnsiTheme="minorHAnsi" w:cstheme="minorHAnsi"/>
+                                <w:sz w:val="20"/>
+                                <w:szCs w:val="20"/>
+                              </w:rPr>
+                            </w:pPr>
+                            <w:r>
+                              <w:rPr>
+                                <w:rFonts w:asciiTheme="minorHAnsi" w:hAnsiTheme="minorHAnsi" w:cstheme="minorHAnsi"/>
+                                <w:sz w:val="20"/>
+                                <w:szCs w:val="20"/>
+                              </w:rPr>
+                              <w:t>supply</w:t>
+                            </w:r>
+                          </w:p>
+                        </w:txbxContent>
+                      </wps:txbx>
+                      <wps:bodyPr rot="0" spcFirstLastPara="0" vertOverflow="overflow" horzOverflow="overflow" vert="horz" wrap="square" lIns="91440" tIns="45720" rIns="91440" bIns="45720" numCol="1" spcCol="0" rtlCol="0" fromWordArt="0" anchor="t" anchorCtr="0" forceAA="0" compatLnSpc="1">
+                        <a:prstTxWarp prst="textNoShape">
+                          <a:avLst/>
+                        </a:prstTxWarp>
+                        <a:noAutofit/>
+                      </wps:bodyPr>
+                    </wps:wsp>
+                  </a:graphicData>
+                </a:graphic>
+                <wp14:sizeRelH relativeFrom="margin">
+                  <wp14:pctWidth>0</wp14:pctWidth>
+                </wp14:sizeRelH>
+                <wp14:sizeRelV relativeFrom="margin">
+                  <wp14:pctHeight>0</wp14:pctHeight>
+                </wp14:sizeRelV>
+              </wp:anchor>
+            </w:drawing>
+          </mc:Choice>
+          <mc:Fallback>
+            <w:pict>
+              <v:shape w14:anchorId="7A633D23" id="_x0000_s1028" type="#_x0000_t202" style="position:absolute;margin-left:23.55pt;margin-top:45.75pt;width:44.55pt;height:28.35pt;z-index:251668480;visibility:visible;mso-wrap-style:square;mso-width-percent:0;mso-height-percent:0;mso-wrap-distance-left:9pt;mso-wrap-distance-top:0;mso-wrap-distance-right:9pt;mso-wrap-distance-bottom:0;mso-position-horizontal:absolute;mso-position-horizontal-relative:text;mso-position-vertical:absolute;mso-position-vertical-relative:text;mso-width-percent:0;mso-height-percent:0;mso-width-relative:margin;mso-height-relative:margin;v-text-anchor:top" o:gfxdata="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" filled="f" stroked="f" strokeweight=".5pt">
+                <v:textbox>
+                  <w:txbxContent>
+                    <w:p>
+                      <w:pPr>
+                        <w:spacing w:line="192" w:lineRule="auto"/>
+                        <w:rPr>
+                          <w:rFonts w:asciiTheme="minorHAnsi" w:hAnsiTheme="minorHAnsi" w:cstheme="minorHAnsi"/>
+                          <w:sz w:val="20"/>
+                          <w:szCs w:val="20"/>
+                        </w:rPr>
+                      </w:pPr>
+                      <w:r>
+                        <w:rPr>
+                          <w:rFonts w:asciiTheme="minorHAnsi" w:hAnsiTheme="minorHAnsi" w:cstheme="minorHAnsi"/>
+                          <w:sz w:val="20"/>
+                          <w:szCs w:val="20"/>
+                        </w:rPr>
+                        <w:t>power</w:t>
+                      </w:r>
+                    </w:p>
+                    <w:p>
+                      <w:pPr>
+                        <w:spacing w:line="192" w:lineRule="auto"/>
+                        <w:rPr>
+                          <w:rFonts w:asciiTheme="minorHAnsi" w:hAnsiTheme="minorHAnsi" w:cstheme="minorHAnsi"/>
+                          <w:sz w:val="20"/>
+                          <w:szCs w:val="20"/>
+                        </w:rPr>
+                      </w:pPr>
+                      <w:r>
+                        <w:rPr>
+                          <w:rFonts w:asciiTheme="minorHAnsi" w:hAnsiTheme="minorHAnsi" w:cstheme="minorHAnsi"/>
+                          <w:sz w:val="20"/>
+                          <w:szCs w:val="20"/>
+                        </w:rPr>
+                        <w:t>supply</w:t>
+                      </w:r>
+                    </w:p>
+                  </w:txbxContent>
+                </v:textbox>
+              </v:shape>
+            </w:pict>
+          </mc:Fallback>
+        </mc:AlternateContent>
+      </w:r>
       <w:r>
         <w:rPr>
           <w:noProof/>
@@ -12,18 +559,18 @@
         <mc:AlternateContent>
           <mc:Choice Requires="wpg">
             <w:drawing>
-              <wp:anchor distT="0" distB="0" distL="114300" distR="114300" simplePos="0" relativeHeight="251661312" behindDoc="0" locked="0" layoutInCell="1" allowOverlap="1">
+              <wp:anchor distT="0" distB="0" distL="114300" distR="114300" simplePos="0" relativeHeight="251666432" behindDoc="0" locked="0" layoutInCell="1" allowOverlap="1" wp14:anchorId="29C748D9" wp14:editId="6824A60A">
                 <wp:simplePos x="0" y="0"/>
                 <wp:positionH relativeFrom="column">
-                  <wp:posOffset>889000</wp:posOffset>
+                  <wp:posOffset>998220</wp:posOffset>
                 </wp:positionH>
                 <wp:positionV relativeFrom="paragraph">
-                  <wp:posOffset>442383</wp:posOffset>
+                  <wp:posOffset>842645</wp:posOffset>
                 </wp:positionV>
-                <wp:extent cx="1564217" cy="1059180"/>
-                <wp:effectExtent l="0" t="0" r="17145" b="7620"/>
+                <wp:extent cx="240030" cy="222885"/>
+                <wp:effectExtent l="0" t="0" r="26670" b="43815"/>
                 <wp:wrapNone/>
-                <wp:docPr id="6" name="Group 6"/>
+                <wp:docPr id="285542912" name="Group 20"/>
                 <wp:cNvGraphicFramePr/>
                 <a:graphic xmlns:a="http://schemas.openxmlformats.org/drawingml/2006/main">
                   <a:graphicData uri="http://schemas.microsoft.com/office/word/2010/wordprocessingGroup">
@@ -32,461 +579,447 @@
                       <wpg:grpSpPr>
                         <a:xfrm>
                           <a:off x="0" y="0"/>
-                          <a:ext cx="1564217" cy="1059180"/>
+                          <a:ext cx="240030" cy="222885"/>
                           <a:chOff x="0" y="0"/>
-                          <a:chExt cx="1564217" cy="1059180"/>
+                          <a:chExt cx="240030" cy="222885"/>
                         </a:xfrm>
                       </wpg:grpSpPr>
+                      <wps:wsp>
+                        <wps:cNvPr id="161886821" name="Rectangle 16"/>
+                        <wps:cNvSpPr/>
+                        <wps:spPr>
+                          <a:xfrm>
+                            <a:off x="57150" y="64770"/>
+                            <a:ext cx="140970" cy="158115"/>
+                          </a:xfrm>
+                          <a:prstGeom prst="rect">
+                            <a:avLst/>
+                          </a:prstGeom>
+                          <a:solidFill>
+                            <a:schemeClr val="bg1"/>
+                          </a:solidFill>
+                          <a:ln>
+                            <a:noFill/>
+                          </a:ln>
+                        </wps:spPr>
+                        <wps:style>
+                          <a:lnRef idx="2">
+                            <a:schemeClr val="accent1">
+                              <a:shade val="15000"/>
+                            </a:schemeClr>
+                          </a:lnRef>
+                          <a:fillRef idx="1">
+                            <a:schemeClr val="accent1"/>
+                          </a:fillRef>
+                          <a:effectRef idx="0">
+                            <a:schemeClr val="accent1"/>
+                          </a:effectRef>
+                          <a:fontRef idx="minor">
+                            <a:schemeClr val="lt1"/>
+                          </a:fontRef>
+                        </wps:style>
+                        <wps:bodyPr rot="0" spcFirstLastPara="0" vertOverflow="overflow" horzOverflow="overflow" vert="horz" wrap="square" lIns="91440" tIns="45720" rIns="91440" bIns="45720" numCol="1" spcCol="0" rtlCol="0" fromWordArt="0" anchor="ctr" anchorCtr="0" forceAA="0" compatLnSpc="1">
+                          <a:prstTxWarp prst="textNoShape">
+                            <a:avLst/>
+                          </a:prstTxWarp>
+                          <a:noAutofit/>
+                        </wps:bodyPr>
+                      </wps:wsp>
+                      <wps:wsp>
+                        <wps:cNvPr id="1839918727" name="AutoShape 18"/>
+                        <wps:cNvCnPr>
+                          <a:cxnSpLocks noChangeShapeType="1"/>
+                        </wps:cNvCnPr>
+                        <wps:spPr bwMode="auto">
+                          <a:xfrm>
+                            <a:off x="11430" y="167640"/>
+                            <a:ext cx="228600" cy="0"/>
+                          </a:xfrm>
+                          <a:prstGeom prst="straightConnector1">
+                            <a:avLst/>
+                          </a:prstGeom>
+                          <a:noFill/>
+                          <a:ln w="12700">
+                            <a:solidFill>
+                              <a:srgbClr val="000000"/>
+                            </a:solidFill>
+                            <a:round/>
+                            <a:headEnd/>
+                            <a:tailEnd/>
+                          </a:ln>
+                          <a:extLst>
+                            <a:ext uri="{909E8E84-426E-40DD-AFC4-6F175D3DCCD1}">
+                              <a14:hiddenFill xmlns:a14="http://schemas.microsoft.com/office/drawing/2010/main">
+                                <a:noFill/>
+                              </a14:hiddenFill>
+                            </a:ext>
+                          </a:extLst>
+                        </wps:spPr>
+                        <wps:bodyPr/>
+                      </wps:wsp>
+                      <wps:wsp>
+                        <wps:cNvPr id="982000698" name="AutoShape 19"/>
+                        <wps:cNvCnPr>
+                          <a:cxnSpLocks noChangeShapeType="1"/>
+                        </wps:cNvCnPr>
+                        <wps:spPr bwMode="auto">
+                          <a:xfrm flipV="1">
+                            <a:off x="80010" y="220980"/>
+                            <a:ext cx="91440" cy="1014"/>
+                          </a:xfrm>
+                          <a:prstGeom prst="straightConnector1">
+                            <a:avLst/>
+                          </a:prstGeom>
+                          <a:noFill/>
+                          <a:ln w="12700">
+                            <a:solidFill>
+                              <a:srgbClr val="000000"/>
+                            </a:solidFill>
+                            <a:round/>
+                            <a:headEnd/>
+                            <a:tailEnd/>
+                          </a:ln>
+                          <a:extLst>
+                            <a:ext uri="{909E8E84-426E-40DD-AFC4-6F175D3DCCD1}">
+                              <a14:hiddenFill xmlns:a14="http://schemas.microsoft.com/office/drawing/2010/main">
+                                <a:noFill/>
+                              </a14:hiddenFill>
+                            </a:ext>
+                          </a:extLst>
+                        </wps:spPr>
+                        <wps:bodyPr/>
+                      </wps:wsp>
+                      <wps:wsp>
+                        <wps:cNvPr id="676510980" name="AutoShape 18"/>
+                        <wps:cNvCnPr>
+                          <a:cxnSpLocks noChangeShapeType="1"/>
+                        </wps:cNvCnPr>
+                        <wps:spPr bwMode="auto">
+                          <a:xfrm>
+                            <a:off x="11430" y="64770"/>
+                            <a:ext cx="228600" cy="0"/>
+                          </a:xfrm>
+                          <a:prstGeom prst="straightConnector1">
+                            <a:avLst/>
+                          </a:prstGeom>
+                          <a:noFill/>
+                          <a:ln w="12700">
+                            <a:solidFill>
+                              <a:srgbClr val="000000"/>
+                            </a:solidFill>
+                            <a:round/>
+                            <a:headEnd/>
+                            <a:tailEnd/>
+                          </a:ln>
+                          <a:extLst>
+                            <a:ext uri="{909E8E84-426E-40DD-AFC4-6F175D3DCCD1}">
+                              <a14:hiddenFill xmlns:a14="http://schemas.microsoft.com/office/drawing/2010/main">
+                                <a:noFill/>
+                              </a14:hiddenFill>
+                            </a:ext>
+                          </a:extLst>
+                        </wps:spPr>
+                        <wps:bodyPr/>
+                      </wps:wsp>
+                      <wps:wsp>
+                        <wps:cNvPr id="576231048" name="AutoShape 19"/>
+                        <wps:cNvCnPr>
+                          <a:cxnSpLocks noChangeShapeType="1"/>
+                        </wps:cNvCnPr>
+                        <wps:spPr bwMode="auto">
+                          <a:xfrm flipV="1">
+                            <a:off x="80010" y="114300"/>
+                            <a:ext cx="91440" cy="1014"/>
+                          </a:xfrm>
+                          <a:prstGeom prst="straightConnector1">
+                            <a:avLst/>
+                          </a:prstGeom>
+                          <a:noFill/>
+                          <a:ln w="12700">
+                            <a:solidFill>
+                              <a:srgbClr val="000000"/>
+                            </a:solidFill>
+                            <a:round/>
+                            <a:headEnd/>
+                            <a:tailEnd/>
+                          </a:ln>
+                          <a:extLst>
+                            <a:ext uri="{909E8E84-426E-40DD-AFC4-6F175D3DCCD1}">
+                              <a14:hiddenFill xmlns:a14="http://schemas.microsoft.com/office/drawing/2010/main">
+                                <a:noFill/>
+                              </a14:hiddenFill>
+                            </a:ext>
+                          </a:extLst>
+                        </wps:spPr>
+                        <wps:bodyPr/>
+                      </wps:wsp>
                       <wpg:grpSp>
-                        <wpg:cNvPr id="337" name="battery"/>
-                        <wpg:cNvGrpSpPr>
-                          <a:grpSpLocks/>
-                        </wpg:cNvGrpSpPr>
-                        <wpg:grpSpPr bwMode="auto">
+                        <wpg:cNvPr id="242116144" name="plus"/>
+                        <wpg:cNvGrpSpPr/>
+                        <wpg:grpSpPr>
                           <a:xfrm>
-                            <a:off x="0" y="486834"/>
-                            <a:ext cx="485775" cy="97790"/>
-                            <a:chOff x="3930" y="12735"/>
-                            <a:chExt cx="765" cy="154"/>
+                            <a:off x="0" y="0"/>
+                            <a:ext cx="45720" cy="45720"/>
+                            <a:chOff x="0" y="0"/>
+                            <a:chExt cx="57150" cy="55245"/>
                           </a:xfrm>
                         </wpg:grpSpPr>
                         <wps:wsp>
-                          <wps:cNvPr id="338" name="AutoShape 18"/>
-                          <wps:cNvCnPr>
-                            <a:cxnSpLocks noChangeShapeType="1"/>
-                          </wps:cNvCnPr>
-                          <wps:spPr bwMode="auto">
+                          <wps:cNvPr id="1378675102" name="Straight Connector 17"/>
+                          <wps:cNvCnPr/>
+                          <wps:spPr>
                             <a:xfrm>
-                              <a:off x="3930" y="12735"/>
-                              <a:ext cx="765" cy="0"/>
+                              <a:off x="0" y="26670"/>
+                              <a:ext cx="57150" cy="0"/>
                             </a:xfrm>
-                            <a:prstGeom prst="straightConnector1">
+                            <a:prstGeom prst="line">
                               <a:avLst/>
                             </a:prstGeom>
-                            <a:noFill/>
-                            <a:ln w="19050">
+                            <a:ln w="6350">
                               <a:solidFill>
-                                <a:srgbClr val="000000"/>
+                                <a:schemeClr val="tx1"/>
                               </a:solidFill>
-                              <a:round/>
-                              <a:headEnd/>
-                              <a:tailEnd/>
                             </a:ln>
-                            <a:extLst>
-                              <a:ext uri="{909E8E84-426E-40DD-AFC4-6F175D3DCCD1}">
-                                <a14:hiddenFill xmlns:a14="http://schemas.microsoft.com/office/drawing/2010/main">
-                                  <a:noFill/>
-                                </a14:hiddenFill>
-                              </a:ext>
-                            </a:extLst>
                           </wps:spPr>
+                          <wps:style>
+                            <a:lnRef idx="1">
+                              <a:schemeClr val="accent1"/>
+                            </a:lnRef>
+                            <a:fillRef idx="0">
+                              <a:schemeClr val="accent1"/>
+                            </a:fillRef>
+                            <a:effectRef idx="0">
+                              <a:schemeClr val="accent1"/>
+                            </a:effectRef>
+                            <a:fontRef idx="minor">
+                              <a:schemeClr val="tx1"/>
+                            </a:fontRef>
+                          </wps:style>
                           <wps:bodyPr/>
                         </wps:wsp>
                         <wps:wsp>
-                          <wps:cNvPr id="339" name="AutoShape 19"/>
-                          <wps:cNvCnPr>
-                            <a:cxnSpLocks noChangeShapeType="1"/>
-                          </wps:cNvCnPr>
-                          <wps:spPr bwMode="auto">
-                            <a:xfrm flipV="1">
-                              <a:off x="4196" y="12886"/>
-                              <a:ext cx="199" cy="3"/>
+                          <wps:cNvPr id="1182054669" name="Straight Connector 18"/>
+                          <wps:cNvCnPr/>
+                          <wps:spPr>
+                            <a:xfrm>
+                              <a:off x="28575" y="0"/>
+                              <a:ext cx="0" cy="55245"/>
                             </a:xfrm>
-                            <a:prstGeom prst="straightConnector1">
+                            <a:prstGeom prst="line">
                               <a:avLst/>
                             </a:prstGeom>
-                            <a:noFill/>
-                            <a:ln w="19050">
+                            <a:ln w="6350">
                               <a:solidFill>
-                                <a:srgbClr val="000000"/>
+                                <a:schemeClr val="tx1"/>
                               </a:solidFill>
-                              <a:round/>
-                              <a:headEnd/>
-                              <a:tailEnd/>
                             </a:ln>
-                            <a:extLst>
-                              <a:ext uri="{909E8E84-426E-40DD-AFC4-6F175D3DCCD1}">
-                                <a14:hiddenFill xmlns:a14="http://schemas.microsoft.com/office/drawing/2010/main">
-                                  <a:noFill/>
-                                </a14:hiddenFill>
-                              </a:ext>
-                            </a:extLst>
                           </wps:spPr>
+                          <wps:style>
+                            <a:lnRef idx="1">
+                              <a:schemeClr val="accent1"/>
+                            </a:lnRef>
+                            <a:fillRef idx="0">
+                              <a:schemeClr val="accent1"/>
+                            </a:fillRef>
+                            <a:effectRef idx="0">
+                              <a:schemeClr val="accent1"/>
+                            </a:effectRef>
+                            <a:fontRef idx="minor">
+                              <a:schemeClr val="tx1"/>
+                            </a:fontRef>
+                          </wps:style>
                           <wps:bodyPr/>
                         </wps:wsp>
                       </wpg:grpSp>
-                      <wpg:grpSp>
-                        <wpg:cNvPr id="340" name="bulb"/>
-                        <wpg:cNvGrpSpPr>
-                          <a:grpSpLocks/>
-                        </wpg:cNvGrpSpPr>
-                        <wpg:grpSpPr bwMode="auto">
+                    </wpg:wgp>
+                  </a:graphicData>
+                </a:graphic>
+              </wp:anchor>
+            </w:drawing>
+          </mc:Choice>
+          <mc:Fallback>
+            <w:pict>
+              <v:group w14:anchorId="7039BF5B" id="Group 20" o:spid="_x0000_s1026" style="position:absolute;margin-left:78.6pt;margin-top:66.35pt;width:18.9pt;height:17.55pt;z-index:251666432" coordsize="240030,222885" o:gfxdata="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">
+                <v:rect id="Rectangle 16" o:spid="_x0000_s1027" style="position:absolute;left:57150;top:64770;width:140970;height:158115;visibility:visible;mso-wrap-style:square;v-text-anchor:middle" o:gfxdata="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" fillcolor="white [3212]" stroked="f" strokeweight="2pt"/>
+                <v:shapetype id="_x0000_t32" coordsize="21600,21600" o:spt="32" o:oned="t" path="m,l21600,21600e" filled="f">
+                  <v:path arrowok="t" fillok="f" o:connecttype="none"/>
+                  <o:lock v:ext="edit" shapetype="t"/>
+                </v:shapetype>
+                <v:shape id="AutoShape 18" o:spid="_x0000_s1028" type="#_x0000_t32" style="position:absolute;left:11430;top:167640;width:228600;height:0;visibility:visible;mso-wrap-style:square" o:connectortype="straight" o:gfxdata="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" strokeweight="1pt"/>
+                <v:shape id="AutoShape 19" o:spid="_x0000_s1029" type="#_x0000_t32" style="position:absolute;left:80010;top:220980;width:91440;height:1014;flip:y;visibility:visible;mso-wrap-style:square" o:connectortype="straight" o:gfxdata="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" strokeweight="1pt"/>
+                <v:shape id="AutoShape 18" o:spid="_x0000_s1030" type="#_x0000_t32" style="position:absolute;left:11430;top:64770;width:228600;height:0;visibility:visible;mso-wrap-style:square" o:connectortype="straight" o:gfxdata="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" strokeweight="1pt"/>
+                <v:shape id="AutoShape 19" o:spid="_x0000_s1031" type="#_x0000_t32" style="position:absolute;left:80010;top:114300;width:91440;height:1014;flip:y;visibility:visible;mso-wrap-style:square" o:connectortype="straight" o:gfxdata="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" strokeweight="1pt"/>
+                <v:group id="plus" o:spid="_x0000_s1032" style="position:absolute;width:45720;height:45720" coordsize="57150,55245" o:gfxdata="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">
+                  <v:line id="Straight Connector 17" o:spid="_x0000_s1033" style="position:absolute;visibility:visible;mso-wrap-style:square" from="0,26670" to="57150,26670" o:connectortype="straight" o:gfxdata="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" strokecolor="black [3213]" strokeweight=".5pt"/>
+                  <v:line id="Straight Connector 18" o:spid="_x0000_s1034" style="position:absolute;visibility:visible;mso-wrap-style:square" from="28575,0" to="28575,55245" o:connectortype="straight" o:gfxdata="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" strokecolor="black [3213]" strokeweight=".5pt"/>
+                </v:group>
+              </v:group>
+            </w:pict>
+          </mc:Fallback>
+        </mc:AlternateContent>
+      </w:r>
+      <w:r>
+        <w:rPr>
+          <w:noProof/>
+        </w:rPr>
+        <mc:AlternateContent>
+          <mc:Choice Requires="wpg">
+            <w:drawing>
+              <wp:anchor distT="0" distB="0" distL="114300" distR="114300" simplePos="0" relativeHeight="251646976" behindDoc="0" locked="0" layoutInCell="1" allowOverlap="1" wp14:anchorId="48B93EFA" wp14:editId="611D60E4">
+                <wp:simplePos x="0" y="0"/>
+                <wp:positionH relativeFrom="column">
+                  <wp:posOffset>2085603</wp:posOffset>
+                </wp:positionH>
+                <wp:positionV relativeFrom="paragraph">
+                  <wp:posOffset>862530</wp:posOffset>
+                </wp:positionV>
+                <wp:extent cx="368300" cy="219075"/>
+                <wp:effectExtent l="0" t="0" r="12700" b="28575"/>
+                <wp:wrapNone/>
+                <wp:docPr id="1044544231" name="bulb"/>
+                <wp:cNvGraphicFramePr>
+                  <a:graphicFrameLocks xmlns:a="http://schemas.openxmlformats.org/drawingml/2006/main"/>
+                </wp:cNvGraphicFramePr>
+                <a:graphic xmlns:a="http://schemas.openxmlformats.org/drawingml/2006/main">
+                  <a:graphicData uri="http://schemas.microsoft.com/office/word/2010/wordprocessingGroup">
+                    <wpg:wgp>
+                      <wpg:cNvGrpSpPr>
+                        <a:grpSpLocks/>
+                      </wpg:cNvGrpSpPr>
+                      <wpg:grpSpPr bwMode="auto">
+                        <a:xfrm>
+                          <a:off x="0" y="0"/>
+                          <a:ext cx="368300" cy="219075"/>
+                          <a:chOff x="5430" y="12705"/>
+                          <a:chExt cx="580" cy="345"/>
+                        </a:xfrm>
+                      </wpg:grpSpPr>
+                      <wps:wsp>
+                        <wps:cNvPr id="1664362537" name="Oval 21"/>
+                        <wps:cNvSpPr>
+                          <a:spLocks noChangeArrowheads="1"/>
+                        </wps:cNvSpPr>
+                        <wps:spPr bwMode="auto">
                           <a:xfrm>
-                            <a:off x="1195917" y="421217"/>
-                            <a:ext cx="368300" cy="219075"/>
-                            <a:chOff x="5430" y="12705"/>
-                            <a:chExt cx="580" cy="345"/>
+                            <a:off x="5665" y="12705"/>
+                            <a:ext cx="345" cy="345"/>
                           </a:xfrm>
-                        </wpg:grpSpPr>
-                        <wps:wsp>
-                          <wps:cNvPr id="341" name="Oval 21"/>
-                          <wps:cNvSpPr>
-                            <a:spLocks noChangeArrowheads="1"/>
-                          </wps:cNvSpPr>
-                          <wps:spPr bwMode="auto">
-                            <a:xfrm>
-                              <a:off x="5665" y="12705"/>
-                              <a:ext cx="345" cy="345"/>
-                            </a:xfrm>
-                            <a:prstGeom prst="ellipse">
-                              <a:avLst/>
-                            </a:prstGeom>
+                          <a:prstGeom prst="ellipse">
+                            <a:avLst/>
+                          </a:prstGeom>
+                          <a:solidFill>
+                            <a:srgbClr val="FFFFFF"/>
+                          </a:solidFill>
+                          <a:ln w="12700">
                             <a:solidFill>
-                              <a:srgbClr val="FFFFFF"/>
+                              <a:srgbClr val="000000"/>
                             </a:solidFill>
-                            <a:ln w="12700">
-                              <a:solidFill>
-                                <a:srgbClr val="000000"/>
-                              </a:solidFill>
-                              <a:round/>
-                              <a:headEnd/>
-                              <a:tailEnd/>
-                            </a:ln>
-                          </wps:spPr>
-                          <wps:bodyPr rot="0" vert="horz" wrap="square" lIns="91440" tIns="45720" rIns="91440" bIns="45720" anchor="t" anchorCtr="0" upright="1">
-                            <a:noAutofit/>
-                          </wps:bodyPr>
-                        </wps:wsp>
-                        <wps:wsp>
-                          <wps:cNvPr id="342" name="AutoShape 22"/>
-                          <wps:cNvCnPr>
-                            <a:cxnSpLocks noChangeShapeType="1"/>
-                          </wps:cNvCnPr>
-                          <wps:spPr bwMode="auto">
-                            <a:xfrm>
-                              <a:off x="5430" y="12795"/>
-                              <a:ext cx="375" cy="0"/>
-                            </a:xfrm>
-                            <a:prstGeom prst="straightConnector1">
-                              <a:avLst/>
-                            </a:prstGeom>
-                            <a:noFill/>
-                            <a:ln w="12700">
-                              <a:solidFill>
-                                <a:srgbClr val="000000"/>
-                              </a:solidFill>
-                              <a:round/>
-                              <a:headEnd/>
-                              <a:tailEnd/>
-                            </a:ln>
-                            <a:extLst>
-                              <a:ext uri="{909E8E84-426E-40DD-AFC4-6F175D3DCCD1}">
-                                <a14:hiddenFill xmlns:a14="http://schemas.microsoft.com/office/drawing/2010/main">
-                                  <a:noFill/>
-                                </a14:hiddenFill>
-                              </a:ext>
-                            </a:extLst>
-                          </wps:spPr>
-                          <wps:bodyPr/>
-                        </wps:wsp>
-                        <wps:wsp>
-                          <wps:cNvPr id="343" name="AutoShape 23"/>
-                          <wps:cNvCnPr>
-                            <a:cxnSpLocks noChangeShapeType="1"/>
-                          </wps:cNvCnPr>
-                          <wps:spPr bwMode="auto">
-                            <a:xfrm>
-                              <a:off x="5430" y="12970"/>
-                              <a:ext cx="375" cy="0"/>
-                            </a:xfrm>
-                            <a:prstGeom prst="straightConnector1">
-                              <a:avLst/>
-                            </a:prstGeom>
-                            <a:noFill/>
-                            <a:ln w="12700">
-                              <a:solidFill>
-                                <a:srgbClr val="000000"/>
-                              </a:solidFill>
-                              <a:round/>
-                              <a:headEnd/>
-                              <a:tailEnd/>
-                            </a:ln>
-                            <a:extLst>
-                              <a:ext uri="{909E8E84-426E-40DD-AFC4-6F175D3DCCD1}">
-                                <a14:hiddenFill xmlns:a14="http://schemas.microsoft.com/office/drawing/2010/main">
-                                  <a:noFill/>
-                                </a14:hiddenFill>
-                              </a:ext>
-                            </a:extLst>
-                          </wps:spPr>
-                          <wps:bodyPr/>
-                        </wps:wsp>
-                        <wps:wsp>
-                          <wps:cNvPr id="344" name="Freeform 24"/>
-                          <wps:cNvSpPr>
-                            <a:spLocks/>
-                          </wps:cNvSpPr>
-                          <wps:spPr bwMode="auto">
-                            <a:xfrm>
-                              <a:off x="5727" y="12799"/>
-                              <a:ext cx="140" cy="165"/>
-                            </a:xfrm>
-                            <a:custGeom>
-                              <a:avLst/>
-                              <a:gdLst>
-                                <a:gd name="T0" fmla="*/ 73 w 140"/>
-                                <a:gd name="T1" fmla="*/ 0 h 193"/>
-                                <a:gd name="T2" fmla="*/ 122 w 140"/>
-                                <a:gd name="T3" fmla="*/ 32 h 193"/>
-                                <a:gd name="T4" fmla="*/ 61 w 140"/>
-                                <a:gd name="T5" fmla="*/ 44 h 193"/>
-                                <a:gd name="T6" fmla="*/ 118 w 140"/>
-                                <a:gd name="T7" fmla="*/ 68 h 193"/>
-                                <a:gd name="T8" fmla="*/ 53 w 140"/>
-                                <a:gd name="T9" fmla="*/ 80 h 193"/>
-                                <a:gd name="T10" fmla="*/ 106 w 140"/>
-                                <a:gd name="T11" fmla="*/ 109 h 193"/>
-                                <a:gd name="T12" fmla="*/ 57 w 140"/>
-                                <a:gd name="T13" fmla="*/ 129 h 193"/>
-                                <a:gd name="T14" fmla="*/ 69 w 140"/>
-                                <a:gd name="T15" fmla="*/ 137 h 193"/>
-                                <a:gd name="T16" fmla="*/ 90 w 140"/>
-                                <a:gd name="T17" fmla="*/ 153 h 193"/>
-                                <a:gd name="T18" fmla="*/ 65 w 140"/>
-                                <a:gd name="T19" fmla="*/ 193 h 193"/>
-                              </a:gdLst>
-                              <a:ahLst/>
-                              <a:cxnLst>
-                                <a:cxn ang="0">
-                                  <a:pos x="T0" y="T1"/>
-                                </a:cxn>
-                                <a:cxn ang="0">
-                                  <a:pos x="T2" y="T3"/>
-                                </a:cxn>
-                                <a:cxn ang="0">
-                                  <a:pos x="T4" y="T5"/>
-                                </a:cxn>
-                                <a:cxn ang="0">
-                                  <a:pos x="T6" y="T7"/>
-                                </a:cxn>
-                                <a:cxn ang="0">
-                                  <a:pos x="T8" y="T9"/>
-                                </a:cxn>
-                                <a:cxn ang="0">
-                                  <a:pos x="T10" y="T11"/>
-                                </a:cxn>
-                                <a:cxn ang="0">
-                                  <a:pos x="T12" y="T13"/>
-                                </a:cxn>
-                                <a:cxn ang="0">
-                                  <a:pos x="T14" y="T15"/>
-                                </a:cxn>
-                                <a:cxn ang="0">
-                                  <a:pos x="T16" y="T17"/>
-                                </a:cxn>
-                                <a:cxn ang="0">
-                                  <a:pos x="T18" y="T19"/>
-                                </a:cxn>
-                              </a:cxnLst>
-                              <a:rect l="0" t="0" r="r" b="b"/>
-                              <a:pathLst>
-                                <a:path w="140" h="193">
-                                  <a:moveTo>
-                                    <a:pt x="73" y="0"/>
-                                  </a:moveTo>
-                                  <a:cubicBezTo>
-                                    <a:pt x="111" y="28"/>
-                                    <a:pt x="94" y="18"/>
-                                    <a:pt x="122" y="32"/>
-                                  </a:cubicBezTo>
-                                  <a:cubicBezTo>
-                                    <a:pt x="95" y="41"/>
-                                    <a:pt x="0" y="32"/>
-                                    <a:pt x="61" y="44"/>
-                                  </a:cubicBezTo>
-                                  <a:cubicBezTo>
-                                    <a:pt x="85" y="60"/>
-                                    <a:pt x="90" y="62"/>
-                                    <a:pt x="118" y="68"/>
-                                  </a:cubicBezTo>
-                                  <a:cubicBezTo>
-                                    <a:pt x="97" y="75"/>
-                                    <a:pt x="74" y="73"/>
-                                    <a:pt x="53" y="80"/>
-                                  </a:cubicBezTo>
-                                  <a:cubicBezTo>
-                                    <a:pt x="33" y="111"/>
-                                    <a:pt x="87" y="107"/>
-                                    <a:pt x="106" y="109"/>
-                                  </a:cubicBezTo>
-                                  <a:cubicBezTo>
-                                    <a:pt x="81" y="112"/>
-                                    <a:pt x="70" y="109"/>
-                                    <a:pt x="57" y="129"/>
-                                  </a:cubicBezTo>
-                                  <a:cubicBezTo>
-                                    <a:pt x="61" y="132"/>
-                                    <a:pt x="64" y="136"/>
-                                    <a:pt x="69" y="137"/>
-                                  </a:cubicBezTo>
-                                  <a:cubicBezTo>
-                                    <a:pt x="105" y="145"/>
-                                    <a:pt x="140" y="136"/>
-                                    <a:pt x="90" y="153"/>
-                                  </a:cubicBezTo>
-                                  <a:cubicBezTo>
-                                    <a:pt x="74" y="167"/>
-                                    <a:pt x="65" y="170"/>
-                                    <a:pt x="65" y="193"/>
-                                  </a:cubicBezTo>
-                                </a:path>
-                              </a:pathLst>
-                            </a:custGeom>
-                            <a:noFill/>
-                            <a:ln w="12700">
-                              <a:solidFill>
-                                <a:srgbClr val="000000"/>
-                              </a:solidFill>
-                              <a:round/>
-                              <a:headEnd/>
-                              <a:tailEnd/>
-                            </a:ln>
-                            <a:extLst>
-                              <a:ext uri="{909E8E84-426E-40DD-AFC4-6F175D3DCCD1}">
-                                <a14:hiddenFill xmlns:a14="http://schemas.microsoft.com/office/drawing/2010/main">
-                                  <a:solidFill>
-                                    <a:srgbClr val="FFFFFF"/>
-                                  </a:solidFill>
-                                </a14:hiddenFill>
-                              </a:ext>
-                            </a:extLst>
-                          </wps:spPr>
-                          <wps:bodyPr rot="0" vert="horz" wrap="square" lIns="91440" tIns="45720" rIns="91440" bIns="45720" anchor="t" anchorCtr="0" upright="1">
-                            <a:noAutofit/>
-                          </wps:bodyPr>
-                        </wps:wsp>
-                      </wpg:grpSp>
-                      <wpg:grpSp>
-                        <wpg:cNvPr id="348" name="ammeter"/>
-                        <wpg:cNvGrpSpPr>
-                          <a:grpSpLocks/>
-                        </wpg:cNvGrpSpPr>
-                        <wpg:grpSpPr bwMode="auto">
+                            <a:round/>
+                            <a:headEnd/>
+                            <a:tailEnd/>
+                          </a:ln>
+                        </wps:spPr>
+                        <wps:bodyPr rot="0" vert="horz" wrap="square" lIns="91440" tIns="45720" rIns="91440" bIns="45720" anchor="t" anchorCtr="0" upright="1">
+                          <a:noAutofit/>
+                        </wps:bodyPr>
+                      </wps:wsp>
+                      <wps:wsp>
+                        <wps:cNvPr id="1023877605" name="AutoShape 22"/>
+                        <wps:cNvCnPr>
+                          <a:cxnSpLocks noChangeShapeType="1"/>
+                        </wps:cNvCnPr>
+                        <wps:spPr bwMode="auto">
                           <a:xfrm>
-                            <a:off x="567267" y="0"/>
-                            <a:ext cx="297180" cy="271780"/>
-                            <a:chOff x="4757" y="12278"/>
-                            <a:chExt cx="468" cy="428"/>
+                            <a:off x="5430" y="12795"/>
+                            <a:ext cx="375" cy="0"/>
                           </a:xfrm>
-                        </wpg:grpSpPr>
-                        <wps:wsp>
-                          <wps:cNvPr id="349" name="Oval 29"/>
-                          <wps:cNvSpPr>
-                            <a:spLocks noChangeArrowheads="1"/>
-                          </wps:cNvSpPr>
-                          <wps:spPr bwMode="auto">
-                            <a:xfrm>
-                              <a:off x="4831" y="12344"/>
-                              <a:ext cx="319" cy="319"/>
-                            </a:xfrm>
-                            <a:prstGeom prst="ellipse">
-                              <a:avLst/>
-                            </a:prstGeom>
+                          <a:prstGeom prst="straightConnector1">
+                            <a:avLst/>
+                          </a:prstGeom>
+                          <a:noFill/>
+                          <a:ln w="12700">
                             <a:solidFill>
-                              <a:schemeClr val="bg1"/>
+                              <a:srgbClr val="000000"/>
                             </a:solidFill>
-                            <a:ln w="9525">
-                              <a:solidFill>
-                                <a:srgbClr val="000000"/>
-                              </a:solidFill>
-                              <a:round/>
-                              <a:headEnd/>
-                              <a:tailEnd/>
-                            </a:ln>
-                          </wps:spPr>
-                          <wps:bodyPr rot="0" vert="horz" wrap="square" lIns="91440" tIns="45720" rIns="91440" bIns="45720" anchor="t" anchorCtr="0" upright="1">
-                            <a:noAutofit/>
-                          </wps:bodyPr>
-                        </wps:wsp>
-                        <wps:wsp>
-                          <wps:cNvPr id="350" name="Text Box 30"/>
-                          <wps:cNvSpPr txBox="1">
-                            <a:spLocks noChangeArrowheads="1"/>
-                          </wps:cNvSpPr>
-                          <wps:spPr bwMode="auto">
-                            <a:xfrm>
-                              <a:off x="4757" y="12278"/>
-                              <a:ext cx="468" cy="428"/>
-                            </a:xfrm>
-                            <a:prstGeom prst="rect">
-                              <a:avLst/>
-                            </a:prstGeom>
-                            <a:noFill/>
-                            <a:ln>
-                              <a:noFill/>
-                            </a:ln>
-                            <a:extLst>
-                              <a:ext uri="{909E8E84-426E-40DD-AFC4-6F175D3DCCD1}">
-                                <a14:hiddenFill xmlns:a14="http://schemas.microsoft.com/office/drawing/2010/main">
-                                  <a:solidFill>
-                                    <a:srgbClr val="FFFFFF"/>
-                                  </a:solidFill>
-                                </a14:hiddenFill>
-                              </a:ext>
-                              <a:ext uri="{91240B29-F687-4F45-9708-019B960494DF}">
-                                <a14:hiddenLine xmlns:a14="http://schemas.microsoft.com/office/drawing/2010/main" w="9525">
-                                  <a:solidFill>
-                                    <a:srgbClr val="000000"/>
-                                  </a:solidFill>
-                                  <a:miter lim="800000"/>
-                                  <a:headEnd/>
-                                  <a:tailEnd/>
-                                </a14:hiddenLine>
-                              </a:ext>
-                            </a:extLst>
-                          </wps:spPr>
-                          <wps:txbx>
-                            <w:txbxContent>
-                              <w:p>
-                                <w:pPr>
-                                  <w:jc w:val="center"/>
-                                  <w:rPr>
-                                    <w:rFonts w:asciiTheme="minorHAnsi" w:hAnsiTheme="minorHAnsi" w:cstheme="minorHAnsi"/>
-                                  </w:rPr>
-                                </w:pPr>
-                                <w:r>
-                                  <w:rPr>
-                                    <w:rFonts w:asciiTheme="minorHAnsi" w:hAnsiTheme="minorHAnsi" w:cstheme="minorHAnsi"/>
-                                  </w:rPr>
-                                  <w:t>A</w:t>
-                                </w:r>
-                              </w:p>
-                            </w:txbxContent>
-                          </wps:txbx>
-                          <wps:bodyPr rot="0" vert="horz" wrap="square" lIns="91440" tIns="0" rIns="91440" bIns="0" anchor="ctr" anchorCtr="0" upright="1">
-                            <a:noAutofit/>
-                          </wps:bodyPr>
-                        </wps:wsp>
-                      </wpg:grpSp>
+                            <a:round/>
+                            <a:headEnd/>
+                            <a:tailEnd/>
+                          </a:ln>
+                          <a:extLst>
+                            <a:ext uri="{909E8E84-426E-40DD-AFC4-6F175D3DCCD1}">
+                              <a14:hiddenFill xmlns:a14="http://schemas.microsoft.com/office/drawing/2010/main">
+                                <a:noFill/>
+                              </a14:hiddenFill>
+                            </a:ext>
+                          </a:extLst>
+                        </wps:spPr>
+                        <wps:bodyPr/>
+                      </wps:wsp>
                       <wps:wsp>
-                        <wps:cNvPr id="351" name="Freeform 31"/>
+                        <wps:cNvPr id="317171461" name="AutoShape 23"/>
+                        <wps:cNvCnPr>
+                          <a:cxnSpLocks noChangeShapeType="1"/>
+                        </wps:cNvCnPr>
+                        <wps:spPr bwMode="auto">
+                          <a:xfrm>
+                            <a:off x="5430" y="12970"/>
+                            <a:ext cx="375" cy="0"/>
+                          </a:xfrm>
+                          <a:prstGeom prst="straightConnector1">
+                            <a:avLst/>
+                          </a:prstGeom>
+                          <a:noFill/>
+                          <a:ln w="12700">
+                            <a:solidFill>
+                              <a:srgbClr val="000000"/>
+                            </a:solidFill>
+                            <a:round/>
+                            <a:headEnd/>
+                            <a:tailEnd/>
+                          </a:ln>
+                          <a:extLst>
+                            <a:ext uri="{909E8E84-426E-40DD-AFC4-6F175D3DCCD1}">
+                              <a14:hiddenFill xmlns:a14="http://schemas.microsoft.com/office/drawing/2010/main">
+                                <a:noFill/>
+                              </a14:hiddenFill>
+                            </a:ext>
+                          </a:extLst>
+                        </wps:spPr>
+                        <wps:bodyPr/>
+                      </wps:wsp>
+                      <wps:wsp>
+                        <wps:cNvPr id="63003763" name="Freeform 24"/>
                         <wps:cNvSpPr>
                           <a:spLocks/>
                         </wps:cNvSpPr>
                         <wps:spPr bwMode="auto">
                           <a:xfrm>
-                            <a:off x="232833" y="143934"/>
-                            <a:ext cx="379095" cy="340360"/>
+                            <a:off x="5727" y="12799"/>
+                            <a:ext cx="140" cy="165"/>
                           </a:xfrm>
                           <a:custGeom>
                             <a:avLst/>
                             <a:gdLst>
-                              <a:gd name="T0" fmla="*/ 0 w 597"/>
-                              <a:gd name="T1" fmla="*/ 536 h 536"/>
-                              <a:gd name="T2" fmla="*/ 0 w 597"/>
-                              <a:gd name="T3" fmla="*/ 0 h 536"/>
-                              <a:gd name="T4" fmla="*/ 597 w 597"/>
-                              <a:gd name="T5" fmla="*/ 0 h 536"/>
+                              <a:gd name="T0" fmla="*/ 73 w 140"/>
+                              <a:gd name="T1" fmla="*/ 0 h 193"/>
+                              <a:gd name="T2" fmla="*/ 122 w 140"/>
+                              <a:gd name="T3" fmla="*/ 32 h 193"/>
+                              <a:gd name="T4" fmla="*/ 61 w 140"/>
+                              <a:gd name="T5" fmla="*/ 44 h 193"/>
+                              <a:gd name="T6" fmla="*/ 118 w 140"/>
+                              <a:gd name="T7" fmla="*/ 68 h 193"/>
+                              <a:gd name="T8" fmla="*/ 53 w 140"/>
+                              <a:gd name="T9" fmla="*/ 80 h 193"/>
+                              <a:gd name="T10" fmla="*/ 106 w 140"/>
+                              <a:gd name="T11" fmla="*/ 109 h 193"/>
+                              <a:gd name="T12" fmla="*/ 57 w 140"/>
+                              <a:gd name="T13" fmla="*/ 129 h 193"/>
+                              <a:gd name="T14" fmla="*/ 69 w 140"/>
+                              <a:gd name="T15" fmla="*/ 137 h 193"/>
+                              <a:gd name="T16" fmla="*/ 90 w 140"/>
+                              <a:gd name="T17" fmla="*/ 153 h 193"/>
+                              <a:gd name="T18" fmla="*/ 65 w 140"/>
+                              <a:gd name="T19" fmla="*/ 193 h 193"/>
                             </a:gdLst>
                             <a:ahLst/>
                             <a:cxnLst>
@@ -499,24 +1032,84 @@
                               <a:cxn ang="0">
                                 <a:pos x="T4" y="T5"/>
                               </a:cxn>
+                              <a:cxn ang="0">
+                                <a:pos x="T6" y="T7"/>
+                              </a:cxn>
+                              <a:cxn ang="0">
+                                <a:pos x="T8" y="T9"/>
+                              </a:cxn>
+                              <a:cxn ang="0">
+                                <a:pos x="T10" y="T11"/>
+                              </a:cxn>
+                              <a:cxn ang="0">
+                                <a:pos x="T12" y="T13"/>
+                              </a:cxn>
+                              <a:cxn ang="0">
+                                <a:pos x="T14" y="T15"/>
+                              </a:cxn>
+                              <a:cxn ang="0">
+                                <a:pos x="T16" y="T17"/>
+                              </a:cxn>
+                              <a:cxn ang="0">
+                                <a:pos x="T18" y="T19"/>
+                              </a:cxn>
                             </a:cxnLst>
                             <a:rect l="0" t="0" r="r" b="b"/>
                             <a:pathLst>
-                              <a:path w="597" h="536">
+                              <a:path w="140" h="193">
                                 <a:moveTo>
-                                  <a:pt x="0" y="536"/>
+                                  <a:pt x="73" y="0"/>
                                 </a:moveTo>
-                                <a:lnTo>
-                                  <a:pt x="0" y="0"/>
-                                </a:lnTo>
-                                <a:lnTo>
-                                  <a:pt x="597" y="0"/>
-                                </a:lnTo>
+                                <a:cubicBezTo>
+                                  <a:pt x="111" y="28"/>
+                                  <a:pt x="94" y="18"/>
+                                  <a:pt x="122" y="32"/>
+                                </a:cubicBezTo>
+                                <a:cubicBezTo>
+                                  <a:pt x="95" y="41"/>
+                                  <a:pt x="0" y="32"/>
+                                  <a:pt x="61" y="44"/>
+                                </a:cubicBezTo>
+                                <a:cubicBezTo>
+                                  <a:pt x="85" y="60"/>
+                                  <a:pt x="90" y="62"/>
+                                  <a:pt x="118" y="68"/>
+                                </a:cubicBezTo>
+                                <a:cubicBezTo>
+                                  <a:pt x="97" y="75"/>
+                                  <a:pt x="74" y="73"/>
+                                  <a:pt x="53" y="80"/>
+                                </a:cubicBezTo>
+                                <a:cubicBezTo>
+                                  <a:pt x="33" y="111"/>
+                                  <a:pt x="87" y="107"/>
+                                  <a:pt x="106" y="109"/>
+                                </a:cubicBezTo>
+                                <a:cubicBezTo>
+                                  <a:pt x="81" y="112"/>
+                                  <a:pt x="70" y="109"/>
+                                  <a:pt x="57" y="129"/>
+                                </a:cubicBezTo>
+                                <a:cubicBezTo>
+                                  <a:pt x="61" y="132"/>
+                                  <a:pt x="64" y="136"/>
+                                  <a:pt x="69" y="137"/>
+                                </a:cubicBezTo>
+                                <a:cubicBezTo>
+                                  <a:pt x="105" y="145"/>
+                                  <a:pt x="140" y="136"/>
+                                  <a:pt x="90" y="153"/>
+                                </a:cubicBezTo>
+                                <a:cubicBezTo>
+                                  <a:pt x="74" y="167"/>
+                                  <a:pt x="65" y="170"/>
+                                  <a:pt x="65" y="193"/>
+                                </a:cubicBezTo>
                               </a:path>
                             </a:pathLst>
                           </a:custGeom>
                           <a:noFill/>
-                          <a:ln w="9525">
+                          <a:ln w="12700">
                             <a:solidFill>
                               <a:srgbClr val="000000"/>
                             </a:solidFill>
@@ -538,54 +1131,78 @@
                           <a:noAutofit/>
                         </wps:bodyPr>
                       </wps:wsp>
+                    </wpg:wgp>
+                  </a:graphicData>
+                </a:graphic>
+              </wp:anchor>
+            </w:drawing>
+          </mc:Choice>
+          <mc:Fallback>
+            <w:pict>
+              <v:group w14:anchorId="033DE117" id="bulb" o:spid="_x0000_s1026" style="position:absolute;margin-left:164.2pt;margin-top:67.9pt;width:29pt;height:17.25pt;z-index:251646976" coordorigin="5430,12705" coordsize="580,345" o:gfxdata="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">
+                <v:oval id="Oval 21" o:spid="_x0000_s1027" style="position:absolute;left:5665;top:12705;width:345;height:345;visibility:visible;mso-wrap-style:square;v-text-anchor:top" o:gfxdata="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" strokeweight="1pt"/>
+                <v:shape id="AutoShape 22" o:spid="_x0000_s1028" type="#_x0000_t32" style="position:absolute;left:5430;top:12795;width:375;height:0;visibility:visible;mso-wrap-style:square" o:connectortype="straight" o:gfxdata="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" strokeweight="1pt"/>
+                <v:shape id="AutoShape 23" o:spid="_x0000_s1029" type="#_x0000_t32" style="position:absolute;left:5430;top:12970;width:375;height:0;visibility:visible;mso-wrap-style:square" o:connectortype="straight" o:gfxdata="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" strokeweight="1pt"/>
+                <v:shape id="Freeform 24" o:spid="_x0000_s1030" style="position:absolute;left:5727;top:12799;width:140;height:165;visibility:visible;mso-wrap-style:square;v-text-anchor:top" coordsize="140,193" o:gfxdata="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" path="m73,v38,28,21,18,49,32c95,41,,32,61,44v24,16,29,18,57,24c97,75,74,73,53,80v-20,31,34,27,53,29c81,112,70,109,57,129v4,3,7,7,12,8c105,145,140,136,90,153,74,167,65,170,65,193e" filled="f" strokeweight="1pt">
+                  <v:path arrowok="t" o:connecttype="custom" o:connectlocs="73,0;122,27;61,38;118,58;53,68;106,93;57,110;69,117;90,131;65,165" o:connectangles="0,0,0,0,0,0,0,0,0,0"/>
+                </v:shape>
+              </v:group>
+            </w:pict>
+          </mc:Fallback>
+        </mc:AlternateContent>
+      </w:r>
+      <w:r>
+        <w:rPr>
+          <w:noProof/>
+        </w:rPr>
+        <mc:AlternateContent>
+          <mc:Choice Requires="wpg">
+            <w:drawing>
+              <wp:anchor distT="0" distB="0" distL="114300" distR="114300" simplePos="0" relativeHeight="251648000" behindDoc="0" locked="0" layoutInCell="1" allowOverlap="1" wp14:anchorId="5745BB47" wp14:editId="3F1AF54D">
+                <wp:simplePos x="0" y="0"/>
+                <wp:positionH relativeFrom="column">
+                  <wp:posOffset>1456953</wp:posOffset>
+                </wp:positionH>
+                <wp:positionV relativeFrom="paragraph">
+                  <wp:posOffset>441313</wp:posOffset>
+                </wp:positionV>
+                <wp:extent cx="297180" cy="271780"/>
+                <wp:effectExtent l="0" t="0" r="0" b="13970"/>
+                <wp:wrapNone/>
+                <wp:docPr id="1158440215" name="ammeter"/>
+                <wp:cNvGraphicFramePr>
+                  <a:graphicFrameLocks xmlns:a="http://schemas.openxmlformats.org/drawingml/2006/main"/>
+                </wp:cNvGraphicFramePr>
+                <a:graphic xmlns:a="http://schemas.openxmlformats.org/drawingml/2006/main">
+                  <a:graphicData uri="http://schemas.microsoft.com/office/word/2010/wordprocessingGroup">
+                    <wpg:wgp>
+                      <wpg:cNvGrpSpPr>
+                        <a:grpSpLocks/>
+                      </wpg:cNvGrpSpPr>
+                      <wpg:grpSpPr bwMode="auto">
+                        <a:xfrm>
+                          <a:off x="0" y="0"/>
+                          <a:ext cx="297180" cy="271780"/>
+                          <a:chOff x="4757" y="12278"/>
+                          <a:chExt cx="468" cy="428"/>
+                        </a:xfrm>
+                      </wpg:grpSpPr>
                       <wps:wsp>
-                        <wps:cNvPr id="352" name="Freeform 32"/>
+                        <wps:cNvPr id="1795335276" name="Oval 29"/>
                         <wps:cNvSpPr>
-                          <a:spLocks/>
+                          <a:spLocks noChangeArrowheads="1"/>
                         </wps:cNvSpPr>
                         <wps:spPr bwMode="auto">
-                          <a:xfrm flipH="1">
-                            <a:off x="814917" y="139700"/>
-                            <a:ext cx="379095" cy="340360"/>
+                          <a:xfrm>
+                            <a:off x="4831" y="12344"/>
+                            <a:ext cx="319" cy="319"/>
                           </a:xfrm>
-                          <a:custGeom>
+                          <a:prstGeom prst="ellipse">
                             <a:avLst/>
-                            <a:gdLst>
-                              <a:gd name="T0" fmla="*/ 0 w 597"/>
-                              <a:gd name="T1" fmla="*/ 536 h 536"/>
-                              <a:gd name="T2" fmla="*/ 0 w 597"/>
-                              <a:gd name="T3" fmla="*/ 0 h 536"/>
-                              <a:gd name="T4" fmla="*/ 597 w 597"/>
-                              <a:gd name="T5" fmla="*/ 0 h 536"/>
-                            </a:gdLst>
-                            <a:ahLst/>
-                            <a:cxnLst>
-                              <a:cxn ang="0">
-                                <a:pos x="T0" y="T1"/>
-                              </a:cxn>
-                              <a:cxn ang="0">
-                                <a:pos x="T2" y="T3"/>
-                              </a:cxn>
-                              <a:cxn ang="0">
-                                <a:pos x="T4" y="T5"/>
-                              </a:cxn>
-                            </a:cxnLst>
-                            <a:rect l="0" t="0" r="r" b="b"/>
-                            <a:pathLst>
-                              <a:path w="597" h="536">
-                                <a:moveTo>
-                                  <a:pt x="0" y="536"/>
-                                </a:moveTo>
-                                <a:lnTo>
-                                  <a:pt x="0" y="0"/>
-                                </a:lnTo>
-                                <a:lnTo>
-                                  <a:pt x="597" y="0"/>
-                                </a:lnTo>
-                              </a:path>
-                            </a:pathLst>
-                          </a:custGeom>
-                          <a:noFill/>
+                          </a:prstGeom>
+                          <a:solidFill>
+                            <a:schemeClr val="bg1"/>
+                          </a:solidFill>
                           <a:ln w="9525">
                             <a:solidFill>
                               <a:srgbClr val="000000"/>
@@ -593,6 +1210,28 @@
                             <a:round/>
                             <a:headEnd/>
                             <a:tailEnd/>
+                          </a:ln>
+                        </wps:spPr>
+                        <wps:bodyPr rot="0" vert="horz" wrap="square" lIns="91440" tIns="45720" rIns="91440" bIns="45720" anchor="t" anchorCtr="0" upright="1">
+                          <a:noAutofit/>
+                        </wps:bodyPr>
+                      </wps:wsp>
+                      <wps:wsp>
+                        <wps:cNvPr id="399738994" name="Text Box 30"/>
+                        <wps:cNvSpPr txBox="1">
+                          <a:spLocks noChangeArrowheads="1"/>
+                        </wps:cNvSpPr>
+                        <wps:spPr bwMode="auto">
+                          <a:xfrm>
+                            <a:off x="4757" y="12278"/>
+                            <a:ext cx="468" cy="428"/>
+                          </a:xfrm>
+                          <a:prstGeom prst="rect">
+                            <a:avLst/>
+                          </a:prstGeom>
+                          <a:noFill/>
+                          <a:ln>
+                            <a:noFill/>
                           </a:ln>
                           <a:extLst>
                             <a:ext uri="{909E8E84-426E-40DD-AFC4-6F175D3DCCD1}">
@@ -602,60 +1241,555 @@
                                 </a:solidFill>
                               </a14:hiddenFill>
                             </a:ext>
+                            <a:ext uri="{91240B29-F687-4F45-9708-019B960494DF}">
+                              <a14:hiddenLine xmlns:a14="http://schemas.microsoft.com/office/drawing/2010/main" w="9525">
+                                <a:solidFill>
+                                  <a:srgbClr val="000000"/>
+                                </a:solidFill>
+                                <a:miter lim="800000"/>
+                                <a:headEnd/>
+                                <a:tailEnd/>
+                              </a14:hiddenLine>
+                            </a:ext>
                           </a:extLst>
                         </wps:spPr>
-                        <wps:bodyPr rot="0" vert="horz" wrap="square" lIns="91440" tIns="45720" rIns="91440" bIns="45720" anchor="t" anchorCtr="0" upright="1">
+                        <wps:txbx>
+                          <w:txbxContent>
+                            <w:p>
+                              <w:pPr>
+                                <w:jc w:val="center"/>
+                                <w:rPr>
+                                  <w:rFonts w:asciiTheme="minorHAnsi" w:hAnsiTheme="minorHAnsi" w:cstheme="minorHAnsi"/>
+                                </w:rPr>
+                              </w:pPr>
+                              <w:r>
+                                <w:rPr>
+                                  <w:rFonts w:asciiTheme="minorHAnsi" w:hAnsiTheme="minorHAnsi" w:cstheme="minorHAnsi"/>
+                                </w:rPr>
+                                <w:t>A</w:t>
+                              </w:r>
+                            </w:p>
+                          </w:txbxContent>
+                        </wps:txbx>
+                        <wps:bodyPr rot="0" vert="horz" wrap="square" lIns="91440" tIns="0" rIns="91440" bIns="0" anchor="ctr" anchorCtr="0" upright="1">
                           <a:noAutofit/>
                         </wps:bodyPr>
                       </wps:wsp>
+                    </wpg:wgp>
+                  </a:graphicData>
+                </a:graphic>
+              </wp:anchor>
+            </w:drawing>
+          </mc:Choice>
+          <mc:Fallback>
+            <w:pict>
+              <v:group w14:anchorId="5745BB47" id="ammeter" o:spid="_x0000_s1029" style="position:absolute;margin-left:114.7pt;margin-top:34.75pt;width:23.4pt;height:21.4pt;z-index:251648000" coordorigin="4757,12278" coordsize="468,428" o:gfxdata="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">
+                <v:oval id="Oval 29" o:spid="_x0000_s1030" style="position:absolute;left:4831;top:12344;width:319;height:319;visibility:visible;mso-wrap-style:square;v-text-anchor:top" o:gfxdata="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" fillcolor="white [3212]"/>
+                <v:shape id="Text Box 30" o:spid="_x0000_s1031" type="#_x0000_t202" style="position:absolute;left:4757;top:12278;width:468;height:428;visibility:visible;mso-wrap-style:square;v-text-anchor:middle" o:gfxdata="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" filled="f" stroked="f">
+                  <v:textbox inset=",0,,0">
+                    <w:txbxContent>
+                      <w:p>
+                        <w:pPr>
+                          <w:jc w:val="center"/>
+                          <w:rPr>
+                            <w:rFonts w:asciiTheme="minorHAnsi" w:hAnsiTheme="minorHAnsi" w:cstheme="minorHAnsi"/>
+                          </w:rPr>
+                        </w:pPr>
+                        <w:r>
+                          <w:rPr>
+                            <w:rFonts w:asciiTheme="minorHAnsi" w:hAnsiTheme="minorHAnsi" w:cstheme="minorHAnsi"/>
+                          </w:rPr>
+                          <w:t>A</w:t>
+                        </w:r>
+                      </w:p>
+                    </w:txbxContent>
+                  </v:textbox>
+                </v:shape>
+              </v:group>
+            </w:pict>
+          </mc:Fallback>
+        </mc:AlternateContent>
+      </w:r>
+      <w:r>
+        <w:rPr>
+          <w:noProof/>
+        </w:rPr>
+        <mc:AlternateContent>
+          <mc:Choice Requires="wps">
+            <w:drawing>
+              <wp:anchor distT="0" distB="0" distL="114300" distR="114300" simplePos="0" relativeHeight="251649024" behindDoc="0" locked="0" layoutInCell="1" allowOverlap="1" wp14:anchorId="28008662" wp14:editId="08416916">
+                <wp:simplePos x="0" y="0"/>
+                <wp:positionH relativeFrom="column">
+                  <wp:posOffset>1122519</wp:posOffset>
+                </wp:positionH>
+                <wp:positionV relativeFrom="paragraph">
+                  <wp:posOffset>585247</wp:posOffset>
+                </wp:positionV>
+                <wp:extent cx="379095" cy="340360"/>
+                <wp:effectExtent l="0" t="0" r="20955" b="21590"/>
+                <wp:wrapNone/>
+                <wp:docPr id="2048429818" name="Freeform 31"/>
+                <wp:cNvGraphicFramePr>
+                  <a:graphicFrameLocks xmlns:a="http://schemas.openxmlformats.org/drawingml/2006/main"/>
+                </wp:cNvGraphicFramePr>
+                <a:graphic xmlns:a="http://schemas.openxmlformats.org/drawingml/2006/main">
+                  <a:graphicData uri="http://schemas.microsoft.com/office/word/2010/wordprocessingShape">
+                    <wps:wsp>
+                      <wps:cNvSpPr>
+                        <a:spLocks/>
+                      </wps:cNvSpPr>
+                      <wps:spPr bwMode="auto">
+                        <a:xfrm>
+                          <a:off x="0" y="0"/>
+                          <a:ext cx="379095" cy="340360"/>
+                        </a:xfrm>
+                        <a:custGeom>
+                          <a:avLst/>
+                          <a:gdLst>
+                            <a:gd name="T0" fmla="*/ 0 w 597"/>
+                            <a:gd name="T1" fmla="*/ 536 h 536"/>
+                            <a:gd name="T2" fmla="*/ 0 w 597"/>
+                            <a:gd name="T3" fmla="*/ 0 h 536"/>
+                            <a:gd name="T4" fmla="*/ 597 w 597"/>
+                            <a:gd name="T5" fmla="*/ 0 h 536"/>
+                          </a:gdLst>
+                          <a:ahLst/>
+                          <a:cxnLst>
+                            <a:cxn ang="0">
+                              <a:pos x="T0" y="T1"/>
+                            </a:cxn>
+                            <a:cxn ang="0">
+                              <a:pos x="T2" y="T3"/>
+                            </a:cxn>
+                            <a:cxn ang="0">
+                              <a:pos x="T4" y="T5"/>
+                            </a:cxn>
+                          </a:cxnLst>
+                          <a:rect l="0" t="0" r="r" b="b"/>
+                          <a:pathLst>
+                            <a:path w="597" h="536">
+                              <a:moveTo>
+                                <a:pt x="0" y="536"/>
+                              </a:moveTo>
+                              <a:lnTo>
+                                <a:pt x="0" y="0"/>
+                              </a:lnTo>
+                              <a:lnTo>
+                                <a:pt x="597" y="0"/>
+                              </a:lnTo>
+                            </a:path>
+                          </a:pathLst>
+                        </a:custGeom>
+                        <a:noFill/>
+                        <a:ln w="9525">
+                          <a:solidFill>
+                            <a:srgbClr val="000000"/>
+                          </a:solidFill>
+                          <a:round/>
+                          <a:headEnd/>
+                          <a:tailEnd/>
+                        </a:ln>
+                        <a:extLst>
+                          <a:ext uri="{909E8E84-426E-40DD-AFC4-6F175D3DCCD1}">
+                            <a14:hiddenFill xmlns:a14="http://schemas.microsoft.com/office/drawing/2010/main">
+                              <a:solidFill>
+                                <a:srgbClr val="FFFFFF"/>
+                              </a:solidFill>
+                            </a14:hiddenFill>
+                          </a:ext>
+                        </a:extLst>
+                      </wps:spPr>
+                      <wps:bodyPr rot="0" vert="horz" wrap="square" lIns="91440" tIns="45720" rIns="91440" bIns="45720" anchor="t" anchorCtr="0" upright="1">
+                        <a:noAutofit/>
+                      </wps:bodyPr>
+                    </wps:wsp>
+                  </a:graphicData>
+                </a:graphic>
+              </wp:anchor>
+            </w:drawing>
+          </mc:Choice>
+          <mc:Fallback>
+            <w:pict>
+              <v:polyline w14:anchorId="79DAED77" id="Freeform 31" o:spid="_x0000_s1026" style="position:absolute;z-index:251649024;visibility:visible;mso-wrap-style:square;mso-wrap-distance-left:9pt;mso-wrap-distance-top:0;mso-wrap-distance-right:9pt;mso-wrap-distance-bottom:0;mso-position-horizontal:absolute;mso-position-horizontal-relative:text;mso-position-vertical:absolute;mso-position-vertical-relative:text;v-text-anchor:top" points="88.4pt,72.9pt,88.4pt,46.1pt,118.25pt,46.1pt" coordsize="597,536" o:gfxdata="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" filled="f">
+                <v:path arrowok="t" o:connecttype="custom" o:connectlocs="0,340360;0,0;379095,0" o:connectangles="0,0,0"/>
+              </v:polyline>
+            </w:pict>
+          </mc:Fallback>
+        </mc:AlternateContent>
+      </w:r>
+      <w:r>
+        <w:rPr>
+          <w:noProof/>
+        </w:rPr>
+        <mc:AlternateContent>
+          <mc:Choice Requires="wps">
+            <w:drawing>
+              <wp:anchor distT="0" distB="0" distL="114300" distR="114300" simplePos="0" relativeHeight="251650048" behindDoc="0" locked="0" layoutInCell="1" allowOverlap="1" wp14:anchorId="265F851F" wp14:editId="506929DD">
+                <wp:simplePos x="0" y="0"/>
+                <wp:positionH relativeFrom="column">
+                  <wp:posOffset>1704603</wp:posOffset>
+                </wp:positionH>
+                <wp:positionV relativeFrom="paragraph">
+                  <wp:posOffset>581013</wp:posOffset>
+                </wp:positionV>
+                <wp:extent cx="379095" cy="340360"/>
+                <wp:effectExtent l="0" t="0" r="20955" b="21590"/>
+                <wp:wrapNone/>
+                <wp:docPr id="1046929999" name="Freeform 32"/>
+                <wp:cNvGraphicFramePr>
+                  <a:graphicFrameLocks xmlns:a="http://schemas.openxmlformats.org/drawingml/2006/main"/>
+                </wp:cNvGraphicFramePr>
+                <a:graphic xmlns:a="http://schemas.openxmlformats.org/drawingml/2006/main">
+                  <a:graphicData uri="http://schemas.microsoft.com/office/word/2010/wordprocessingShape">
+                    <wps:wsp>
+                      <wps:cNvSpPr>
+                        <a:spLocks/>
+                      </wps:cNvSpPr>
+                      <wps:spPr bwMode="auto">
+                        <a:xfrm flipH="1">
+                          <a:off x="0" y="0"/>
+                          <a:ext cx="379095" cy="340360"/>
+                        </a:xfrm>
+                        <a:custGeom>
+                          <a:avLst/>
+                          <a:gdLst>
+                            <a:gd name="T0" fmla="*/ 0 w 597"/>
+                            <a:gd name="T1" fmla="*/ 536 h 536"/>
+                            <a:gd name="T2" fmla="*/ 0 w 597"/>
+                            <a:gd name="T3" fmla="*/ 0 h 536"/>
+                            <a:gd name="T4" fmla="*/ 597 w 597"/>
+                            <a:gd name="T5" fmla="*/ 0 h 536"/>
+                          </a:gdLst>
+                          <a:ahLst/>
+                          <a:cxnLst>
+                            <a:cxn ang="0">
+                              <a:pos x="T0" y="T1"/>
+                            </a:cxn>
+                            <a:cxn ang="0">
+                              <a:pos x="T2" y="T3"/>
+                            </a:cxn>
+                            <a:cxn ang="0">
+                              <a:pos x="T4" y="T5"/>
+                            </a:cxn>
+                          </a:cxnLst>
+                          <a:rect l="0" t="0" r="r" b="b"/>
+                          <a:pathLst>
+                            <a:path w="597" h="536">
+                              <a:moveTo>
+                                <a:pt x="0" y="536"/>
+                              </a:moveTo>
+                              <a:lnTo>
+                                <a:pt x="0" y="0"/>
+                              </a:lnTo>
+                              <a:lnTo>
+                                <a:pt x="597" y="0"/>
+                              </a:lnTo>
+                            </a:path>
+                          </a:pathLst>
+                        </a:custGeom>
+                        <a:noFill/>
+                        <a:ln w="9525">
+                          <a:solidFill>
+                            <a:srgbClr val="000000"/>
+                          </a:solidFill>
+                          <a:round/>
+                          <a:headEnd/>
+                          <a:tailEnd/>
+                        </a:ln>
+                        <a:extLst>
+                          <a:ext uri="{909E8E84-426E-40DD-AFC4-6F175D3DCCD1}">
+                            <a14:hiddenFill xmlns:a14="http://schemas.microsoft.com/office/drawing/2010/main">
+                              <a:solidFill>
+                                <a:srgbClr val="FFFFFF"/>
+                              </a:solidFill>
+                            </a14:hiddenFill>
+                          </a:ext>
+                        </a:extLst>
+                      </wps:spPr>
+                      <wps:bodyPr rot="0" vert="horz" wrap="square" lIns="91440" tIns="45720" rIns="91440" bIns="45720" anchor="t" anchorCtr="0" upright="1">
+                        <a:noAutofit/>
+                      </wps:bodyPr>
+                    </wps:wsp>
+                  </a:graphicData>
+                </a:graphic>
+              </wp:anchor>
+            </w:drawing>
+          </mc:Choice>
+          <mc:Fallback>
+            <w:pict>
+              <v:polyline w14:anchorId="688B6A46" id="Freeform 32" o:spid="_x0000_s1026" style="position:absolute;flip:x;z-index:251650048;visibility:visible;mso-wrap-style:square;mso-wrap-distance-left:9pt;mso-wrap-distance-top:0;mso-wrap-distance-right:9pt;mso-wrap-distance-bottom:0;mso-position-horizontal:absolute;mso-position-horizontal-relative:text;mso-position-vertical:absolute;mso-position-vertical-relative:text;v-text-anchor:top" points="134.2pt,72.55pt,134.2pt,45.75pt,164.05pt,45.75pt" coordsize="597,536" o:gfxdata="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" filled="f">
+                <v:path arrowok="t" o:connecttype="custom" o:connectlocs="0,340360;0,0;379095,0" o:connectangles="0,0,0"/>
+              </v:polyline>
+            </w:pict>
+          </mc:Fallback>
+        </mc:AlternateContent>
+      </w:r>
+      <w:r>
+        <w:rPr>
+          <w:noProof/>
+        </w:rPr>
+        <mc:AlternateContent>
+          <mc:Choice Requires="wps">
+            <w:drawing>
+              <wp:anchor distT="0" distB="0" distL="114300" distR="114300" simplePos="0" relativeHeight="251651072" behindDoc="0" locked="0" layoutInCell="1" allowOverlap="1" wp14:anchorId="6A8B0239" wp14:editId="6D77D7F4">
+                <wp:simplePos x="0" y="0"/>
+                <wp:positionH relativeFrom="column">
+                  <wp:posOffset>1124636</wp:posOffset>
+                </wp:positionH>
+                <wp:positionV relativeFrom="paragraph">
+                  <wp:posOffset>1029747</wp:posOffset>
+                </wp:positionV>
+                <wp:extent cx="379095" cy="340360"/>
+                <wp:effectExtent l="0" t="0" r="20955" b="21590"/>
+                <wp:wrapNone/>
+                <wp:docPr id="212856466" name="Freeform 33"/>
+                <wp:cNvGraphicFramePr>
+                  <a:graphicFrameLocks xmlns:a="http://schemas.openxmlformats.org/drawingml/2006/main"/>
+                </wp:cNvGraphicFramePr>
+                <a:graphic xmlns:a="http://schemas.openxmlformats.org/drawingml/2006/main">
+                  <a:graphicData uri="http://schemas.microsoft.com/office/word/2010/wordprocessingShape">
+                    <wps:wsp>
+                      <wps:cNvSpPr>
+                        <a:spLocks/>
+                      </wps:cNvSpPr>
+                      <wps:spPr bwMode="auto">
+                        <a:xfrm flipV="1">
+                          <a:off x="0" y="0"/>
+                          <a:ext cx="379095" cy="340360"/>
+                        </a:xfrm>
+                        <a:custGeom>
+                          <a:avLst/>
+                          <a:gdLst>
+                            <a:gd name="T0" fmla="*/ 0 w 597"/>
+                            <a:gd name="T1" fmla="*/ 536 h 536"/>
+                            <a:gd name="T2" fmla="*/ 0 w 597"/>
+                            <a:gd name="T3" fmla="*/ 0 h 536"/>
+                            <a:gd name="T4" fmla="*/ 597 w 597"/>
+                            <a:gd name="T5" fmla="*/ 0 h 536"/>
+                          </a:gdLst>
+                          <a:ahLst/>
+                          <a:cxnLst>
+                            <a:cxn ang="0">
+                              <a:pos x="T0" y="T1"/>
+                            </a:cxn>
+                            <a:cxn ang="0">
+                              <a:pos x="T2" y="T3"/>
+                            </a:cxn>
+                            <a:cxn ang="0">
+                              <a:pos x="T4" y="T5"/>
+                            </a:cxn>
+                          </a:cxnLst>
+                          <a:rect l="0" t="0" r="r" b="b"/>
+                          <a:pathLst>
+                            <a:path w="597" h="536">
+                              <a:moveTo>
+                                <a:pt x="0" y="536"/>
+                              </a:moveTo>
+                              <a:lnTo>
+                                <a:pt x="0" y="0"/>
+                              </a:lnTo>
+                              <a:lnTo>
+                                <a:pt x="597" y="0"/>
+                              </a:lnTo>
+                            </a:path>
+                          </a:pathLst>
+                        </a:custGeom>
+                        <a:noFill/>
+                        <a:ln w="9525">
+                          <a:solidFill>
+                            <a:srgbClr val="000000"/>
+                          </a:solidFill>
+                          <a:round/>
+                          <a:headEnd/>
+                          <a:tailEnd/>
+                        </a:ln>
+                        <a:extLst>
+                          <a:ext uri="{909E8E84-426E-40DD-AFC4-6F175D3DCCD1}">
+                            <a14:hiddenFill xmlns:a14="http://schemas.microsoft.com/office/drawing/2010/main">
+                              <a:solidFill>
+                                <a:srgbClr val="FFFFFF"/>
+                              </a:solidFill>
+                            </a14:hiddenFill>
+                          </a:ext>
+                        </a:extLst>
+                      </wps:spPr>
+                      <wps:bodyPr rot="0" vert="horz" wrap="square" lIns="91440" tIns="45720" rIns="91440" bIns="45720" anchor="t" anchorCtr="0" upright="1">
+                        <a:noAutofit/>
+                      </wps:bodyPr>
+                    </wps:wsp>
+                  </a:graphicData>
+                </a:graphic>
+              </wp:anchor>
+            </w:drawing>
+          </mc:Choice>
+          <mc:Fallback>
+            <w:pict>
+              <v:polyline w14:anchorId="555CB49F" id="Freeform 33" o:spid="_x0000_s1026" style="position:absolute;flip:y;z-index:251651072;visibility:visible;mso-wrap-style:square;mso-wrap-distance-left:9pt;mso-wrap-distance-top:0;mso-wrap-distance-right:9pt;mso-wrap-distance-bottom:0;mso-position-horizontal:absolute;mso-position-horizontal-relative:text;mso-position-vertical:absolute;mso-position-vertical-relative:text;v-text-anchor:top" points="88.55pt,107.9pt,88.55pt,81.1pt,118.4pt,81.1pt" coordsize="597,536" o:gfxdata="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" filled="f">
+                <v:path arrowok="t" o:connecttype="custom" o:connectlocs="0,340360;0,0;379095,0" o:connectangles="0,0,0"/>
+              </v:polyline>
+            </w:pict>
+          </mc:Fallback>
+        </mc:AlternateContent>
+      </w:r>
+      <w:r>
+        <w:rPr>
+          <w:noProof/>
+        </w:rPr>
+        <mc:AlternateContent>
+          <mc:Choice Requires="wps">
+            <w:drawing>
+              <wp:anchor distT="0" distB="0" distL="114300" distR="114300" simplePos="0" relativeHeight="251652096" behindDoc="0" locked="0" layoutInCell="1" allowOverlap="1" wp14:anchorId="524CE498" wp14:editId="4815A52E">
+                <wp:simplePos x="0" y="0"/>
+                <wp:positionH relativeFrom="column">
+                  <wp:posOffset>1708836</wp:posOffset>
+                </wp:positionH>
+                <wp:positionV relativeFrom="paragraph">
+                  <wp:posOffset>1025513</wp:posOffset>
+                </wp:positionV>
+                <wp:extent cx="379095" cy="340360"/>
+                <wp:effectExtent l="0" t="0" r="20955" b="21590"/>
+                <wp:wrapNone/>
+                <wp:docPr id="1908756709" name="Freeform 34"/>
+                <wp:cNvGraphicFramePr>
+                  <a:graphicFrameLocks xmlns:a="http://schemas.openxmlformats.org/drawingml/2006/main"/>
+                </wp:cNvGraphicFramePr>
+                <a:graphic xmlns:a="http://schemas.openxmlformats.org/drawingml/2006/main">
+                  <a:graphicData uri="http://schemas.microsoft.com/office/word/2010/wordprocessingShape">
+                    <wps:wsp>
+                      <wps:cNvSpPr>
+                        <a:spLocks/>
+                      </wps:cNvSpPr>
+                      <wps:spPr bwMode="auto">
+                        <a:xfrm flipH="1" flipV="1">
+                          <a:off x="0" y="0"/>
+                          <a:ext cx="379095" cy="340360"/>
+                        </a:xfrm>
+                        <a:custGeom>
+                          <a:avLst/>
+                          <a:gdLst>
+                            <a:gd name="T0" fmla="*/ 0 w 597"/>
+                            <a:gd name="T1" fmla="*/ 536 h 536"/>
+                            <a:gd name="T2" fmla="*/ 0 w 597"/>
+                            <a:gd name="T3" fmla="*/ 0 h 536"/>
+                            <a:gd name="T4" fmla="*/ 597 w 597"/>
+                            <a:gd name="T5" fmla="*/ 0 h 536"/>
+                          </a:gdLst>
+                          <a:ahLst/>
+                          <a:cxnLst>
+                            <a:cxn ang="0">
+                              <a:pos x="T0" y="T1"/>
+                            </a:cxn>
+                            <a:cxn ang="0">
+                              <a:pos x="T2" y="T3"/>
+                            </a:cxn>
+                            <a:cxn ang="0">
+                              <a:pos x="T4" y="T5"/>
+                            </a:cxn>
+                          </a:cxnLst>
+                          <a:rect l="0" t="0" r="r" b="b"/>
+                          <a:pathLst>
+                            <a:path w="597" h="536">
+                              <a:moveTo>
+                                <a:pt x="0" y="536"/>
+                              </a:moveTo>
+                              <a:lnTo>
+                                <a:pt x="0" y="0"/>
+                              </a:lnTo>
+                              <a:lnTo>
+                                <a:pt x="597" y="0"/>
+                              </a:lnTo>
+                            </a:path>
+                          </a:pathLst>
+                        </a:custGeom>
+                        <a:noFill/>
+                        <a:ln w="9525">
+                          <a:solidFill>
+                            <a:srgbClr val="000000"/>
+                          </a:solidFill>
+                          <a:round/>
+                          <a:headEnd/>
+                          <a:tailEnd/>
+                        </a:ln>
+                        <a:extLst>
+                          <a:ext uri="{909E8E84-426E-40DD-AFC4-6F175D3DCCD1}">
+                            <a14:hiddenFill xmlns:a14="http://schemas.microsoft.com/office/drawing/2010/main">
+                              <a:solidFill>
+                                <a:srgbClr val="FFFFFF"/>
+                              </a:solidFill>
+                            </a14:hiddenFill>
+                          </a:ext>
+                        </a:extLst>
+                      </wps:spPr>
+                      <wps:bodyPr rot="0" vert="horz" wrap="square" lIns="91440" tIns="45720" rIns="91440" bIns="45720" anchor="t" anchorCtr="0" upright="1">
+                        <a:noAutofit/>
+                      </wps:bodyPr>
+                    </wps:wsp>
+                  </a:graphicData>
+                </a:graphic>
+              </wp:anchor>
+            </w:drawing>
+          </mc:Choice>
+          <mc:Fallback>
+            <w:pict>
+              <v:polyline w14:anchorId="3E5BAE3D" id="Freeform 34" o:spid="_x0000_s1026" style="position:absolute;flip:x y;z-index:251652096;visibility:visible;mso-wrap-style:square;mso-wrap-distance-left:9pt;mso-wrap-distance-top:0;mso-wrap-distance-right:9pt;mso-wrap-distance-bottom:0;mso-position-horizontal:absolute;mso-position-horizontal-relative:text;mso-position-vertical:absolute;mso-position-vertical-relative:text;v-text-anchor:top" points="134.55pt,107.55pt,134.55pt,80.75pt,164.4pt,80.75pt" coordsize="597,536" o:gfxdata="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" filled="f">
+                <v:path arrowok="t" o:connecttype="custom" o:connectlocs="0,340360;0,0;379095,0" o:connectangles="0,0,0"/>
+              </v:polyline>
+            </w:pict>
+          </mc:Fallback>
+        </mc:AlternateContent>
+      </w:r>
+      <w:r>
+        <w:rPr>
+          <w:noProof/>
+        </w:rPr>
+        <mc:AlternateContent>
+          <mc:Choice Requires="wpg">
+            <w:drawing>
+              <wp:anchor distT="0" distB="0" distL="114300" distR="114300" simplePos="0" relativeHeight="251653120" behindDoc="0" locked="0" layoutInCell="1" allowOverlap="1" wp14:anchorId="37D6D1A7" wp14:editId="016EAB22">
+                <wp:simplePos x="0" y="0"/>
+                <wp:positionH relativeFrom="column">
+                  <wp:posOffset>1452719</wp:posOffset>
+                </wp:positionH>
+                <wp:positionV relativeFrom="paragraph">
+                  <wp:posOffset>1228713</wp:posOffset>
+                </wp:positionV>
+                <wp:extent cx="297180" cy="271780"/>
+                <wp:effectExtent l="0" t="0" r="0" b="13970"/>
+                <wp:wrapNone/>
+                <wp:docPr id="794984343" name="ammeter"/>
+                <wp:cNvGraphicFramePr>
+                  <a:graphicFrameLocks xmlns:a="http://schemas.openxmlformats.org/drawingml/2006/main"/>
+                </wp:cNvGraphicFramePr>
+                <a:graphic xmlns:a="http://schemas.openxmlformats.org/drawingml/2006/main">
+                  <a:graphicData uri="http://schemas.microsoft.com/office/word/2010/wordprocessingGroup">
+                    <wpg:wgp>
+                      <wpg:cNvGrpSpPr>
+                        <a:grpSpLocks/>
+                      </wpg:cNvGrpSpPr>
+                      <wpg:grpSpPr bwMode="auto">
+                        <a:xfrm>
+                          <a:off x="0" y="0"/>
+                          <a:ext cx="297180" cy="271780"/>
+                          <a:chOff x="4757" y="12278"/>
+                          <a:chExt cx="468" cy="428"/>
+                        </a:xfrm>
+                      </wpg:grpSpPr>
                       <wps:wsp>
-                        <wps:cNvPr id="353" name="Freeform 33"/>
+                        <wps:cNvPr id="1091678430" name="Oval 29"/>
                         <wps:cNvSpPr>
-                          <a:spLocks/>
+                          <a:spLocks noChangeArrowheads="1"/>
                         </wps:cNvSpPr>
                         <wps:spPr bwMode="auto">
-                          <a:xfrm flipV="1">
-                            <a:off x="234950" y="588434"/>
-                            <a:ext cx="379095" cy="340360"/>
+                          <a:xfrm>
+                            <a:off x="4831" y="12344"/>
+                            <a:ext cx="319" cy="319"/>
                           </a:xfrm>
-                          <a:custGeom>
+                          <a:prstGeom prst="ellipse">
                             <a:avLst/>
-                            <a:gdLst>
-                              <a:gd name="T0" fmla="*/ 0 w 597"/>
-                              <a:gd name="T1" fmla="*/ 536 h 536"/>
-                              <a:gd name="T2" fmla="*/ 0 w 597"/>
-                              <a:gd name="T3" fmla="*/ 0 h 536"/>
-                              <a:gd name="T4" fmla="*/ 597 w 597"/>
-                              <a:gd name="T5" fmla="*/ 0 h 536"/>
-                            </a:gdLst>
-                            <a:ahLst/>
-                            <a:cxnLst>
-                              <a:cxn ang="0">
-                                <a:pos x="T0" y="T1"/>
-                              </a:cxn>
-                              <a:cxn ang="0">
-                                <a:pos x="T2" y="T3"/>
-                              </a:cxn>
-                              <a:cxn ang="0">
-                                <a:pos x="T4" y="T5"/>
-                              </a:cxn>
-                            </a:cxnLst>
-                            <a:rect l="0" t="0" r="r" b="b"/>
-                            <a:pathLst>
-                              <a:path w="597" h="536">
-                                <a:moveTo>
-                                  <a:pt x="0" y="536"/>
-                                </a:moveTo>
-                                <a:lnTo>
-                                  <a:pt x="0" y="0"/>
-                                </a:lnTo>
-                                <a:lnTo>
-                                  <a:pt x="597" y="0"/>
-                                </a:lnTo>
-                              </a:path>
-                            </a:pathLst>
-                          </a:custGeom>
-                          <a:noFill/>
+                          </a:prstGeom>
+                          <a:solidFill>
+                            <a:schemeClr val="bg1"/>
+                          </a:solidFill>
                           <a:ln w="9525">
                             <a:solidFill>
                               <a:srgbClr val="000000"/>
@@ -663,6 +1797,28 @@
                             <a:round/>
                             <a:headEnd/>
                             <a:tailEnd/>
+                          </a:ln>
+                        </wps:spPr>
+                        <wps:bodyPr rot="0" vert="horz" wrap="square" lIns="91440" tIns="45720" rIns="91440" bIns="45720" anchor="t" anchorCtr="0" upright="1">
+                          <a:noAutofit/>
+                        </wps:bodyPr>
+                      </wps:wsp>
+                      <wps:wsp>
+                        <wps:cNvPr id="1609157808" name="Text Box 30"/>
+                        <wps:cNvSpPr txBox="1">
+                          <a:spLocks noChangeArrowheads="1"/>
+                        </wps:cNvSpPr>
+                        <wps:spPr bwMode="auto">
+                          <a:xfrm>
+                            <a:off x="4757" y="12278"/>
+                            <a:ext cx="468" cy="428"/>
+                          </a:xfrm>
+                          <a:prstGeom prst="rect">
+                            <a:avLst/>
+                          </a:prstGeom>
+                          <a:noFill/>
+                          <a:ln>
+                            <a:noFill/>
                           </a:ln>
                           <a:extLst>
                             <a:ext uri="{909E8E84-426E-40DD-AFC4-6F175D3DCCD1}">
@@ -672,184 +1828,40 @@
                                 </a:solidFill>
                               </a14:hiddenFill>
                             </a:ext>
+                            <a:ext uri="{91240B29-F687-4F45-9708-019B960494DF}">
+                              <a14:hiddenLine xmlns:a14="http://schemas.microsoft.com/office/drawing/2010/main" w="9525">
+                                <a:solidFill>
+                                  <a:srgbClr val="000000"/>
+                                </a:solidFill>
+                                <a:miter lim="800000"/>
+                                <a:headEnd/>
+                                <a:tailEnd/>
+                              </a14:hiddenLine>
+                            </a:ext>
                           </a:extLst>
                         </wps:spPr>
-                        <wps:bodyPr rot="0" vert="horz" wrap="square" lIns="91440" tIns="45720" rIns="91440" bIns="45720" anchor="t" anchorCtr="0" upright="1">
+                        <wps:txbx>
+                          <w:txbxContent>
+                            <w:p>
+                              <w:pPr>
+                                <w:jc w:val="center"/>
+                                <w:rPr>
+                                  <w:rFonts w:asciiTheme="minorHAnsi" w:hAnsiTheme="minorHAnsi" w:cstheme="minorHAnsi"/>
+                                </w:rPr>
+                              </w:pPr>
+                              <w:r>
+                                <w:rPr>
+                                  <w:rFonts w:asciiTheme="minorHAnsi" w:hAnsiTheme="minorHAnsi" w:cstheme="minorHAnsi"/>
+                                </w:rPr>
+                                <w:t>A</w:t>
+                              </w:r>
+                            </w:p>
+                          </w:txbxContent>
+                        </wps:txbx>
+                        <wps:bodyPr rot="0" vert="horz" wrap="square" lIns="91440" tIns="0" rIns="91440" bIns="0" anchor="ctr" anchorCtr="0" upright="1">
                           <a:noAutofit/>
                         </wps:bodyPr>
                       </wps:wsp>
-                      <wps:wsp>
-                        <wps:cNvPr id="354" name="Freeform 34"/>
-                        <wps:cNvSpPr>
-                          <a:spLocks/>
-                        </wps:cNvSpPr>
-                        <wps:spPr bwMode="auto">
-                          <a:xfrm flipH="1" flipV="1">
-                            <a:off x="819150" y="584200"/>
-                            <a:ext cx="379095" cy="340360"/>
-                          </a:xfrm>
-                          <a:custGeom>
-                            <a:avLst/>
-                            <a:gdLst>
-                              <a:gd name="T0" fmla="*/ 0 w 597"/>
-                              <a:gd name="T1" fmla="*/ 536 h 536"/>
-                              <a:gd name="T2" fmla="*/ 0 w 597"/>
-                              <a:gd name="T3" fmla="*/ 0 h 536"/>
-                              <a:gd name="T4" fmla="*/ 597 w 597"/>
-                              <a:gd name="T5" fmla="*/ 0 h 536"/>
-                            </a:gdLst>
-                            <a:ahLst/>
-                            <a:cxnLst>
-                              <a:cxn ang="0">
-                                <a:pos x="T0" y="T1"/>
-                              </a:cxn>
-                              <a:cxn ang="0">
-                                <a:pos x="T2" y="T3"/>
-                              </a:cxn>
-                              <a:cxn ang="0">
-                                <a:pos x="T4" y="T5"/>
-                              </a:cxn>
-                            </a:cxnLst>
-                            <a:rect l="0" t="0" r="r" b="b"/>
-                            <a:pathLst>
-                              <a:path w="597" h="536">
-                                <a:moveTo>
-                                  <a:pt x="0" y="536"/>
-                                </a:moveTo>
-                                <a:lnTo>
-                                  <a:pt x="0" y="0"/>
-                                </a:lnTo>
-                                <a:lnTo>
-                                  <a:pt x="597" y="0"/>
-                                </a:lnTo>
-                              </a:path>
-                            </a:pathLst>
-                          </a:custGeom>
-                          <a:noFill/>
-                          <a:ln w="9525">
-                            <a:solidFill>
-                              <a:srgbClr val="000000"/>
-                            </a:solidFill>
-                            <a:round/>
-                            <a:headEnd/>
-                            <a:tailEnd/>
-                          </a:ln>
-                          <a:extLst>
-                            <a:ext uri="{909E8E84-426E-40DD-AFC4-6F175D3DCCD1}">
-                              <a14:hiddenFill xmlns:a14="http://schemas.microsoft.com/office/drawing/2010/main">
-                                <a:solidFill>
-                                  <a:srgbClr val="FFFFFF"/>
-                                </a:solidFill>
-                              </a14:hiddenFill>
-                            </a:ext>
-                          </a:extLst>
-                        </wps:spPr>
-                        <wps:bodyPr rot="0" vert="horz" wrap="square" lIns="91440" tIns="45720" rIns="91440" bIns="45720" anchor="t" anchorCtr="0" upright="1">
-                          <a:noAutofit/>
-                        </wps:bodyPr>
-                      </wps:wsp>
-                      <wpg:grpSp>
-                        <wpg:cNvPr id="3" name="ammeter"/>
-                        <wpg:cNvGrpSpPr>
-                          <a:grpSpLocks/>
-                        </wpg:cNvGrpSpPr>
-                        <wpg:grpSpPr bwMode="auto">
-                          <a:xfrm>
-                            <a:off x="563033" y="787400"/>
-                            <a:ext cx="297180" cy="271780"/>
-                            <a:chOff x="4757" y="12278"/>
-                            <a:chExt cx="468" cy="428"/>
-                          </a:xfrm>
-                        </wpg:grpSpPr>
-                        <wps:wsp>
-                          <wps:cNvPr id="4" name="Oval 29"/>
-                          <wps:cNvSpPr>
-                            <a:spLocks noChangeArrowheads="1"/>
-                          </wps:cNvSpPr>
-                          <wps:spPr bwMode="auto">
-                            <a:xfrm>
-                              <a:off x="4831" y="12344"/>
-                              <a:ext cx="319" cy="319"/>
-                            </a:xfrm>
-                            <a:prstGeom prst="ellipse">
-                              <a:avLst/>
-                            </a:prstGeom>
-                            <a:solidFill>
-                              <a:schemeClr val="bg1"/>
-                            </a:solidFill>
-                            <a:ln w="9525">
-                              <a:solidFill>
-                                <a:srgbClr val="000000"/>
-                              </a:solidFill>
-                              <a:round/>
-                              <a:headEnd/>
-                              <a:tailEnd/>
-                            </a:ln>
-                          </wps:spPr>
-                          <wps:bodyPr rot="0" vert="horz" wrap="square" lIns="91440" tIns="45720" rIns="91440" bIns="45720" anchor="t" anchorCtr="0" upright="1">
-                            <a:noAutofit/>
-                          </wps:bodyPr>
-                        </wps:wsp>
-                        <wps:wsp>
-                          <wps:cNvPr id="5" name="Text Box 30"/>
-                          <wps:cNvSpPr txBox="1">
-                            <a:spLocks noChangeArrowheads="1"/>
-                          </wps:cNvSpPr>
-                          <wps:spPr bwMode="auto">
-                            <a:xfrm>
-                              <a:off x="4757" y="12278"/>
-                              <a:ext cx="468" cy="428"/>
-                            </a:xfrm>
-                            <a:prstGeom prst="rect">
-                              <a:avLst/>
-                            </a:prstGeom>
-                            <a:noFill/>
-                            <a:ln>
-                              <a:noFill/>
-                            </a:ln>
-                            <a:extLst>
-                              <a:ext uri="{909E8E84-426E-40DD-AFC4-6F175D3DCCD1}">
-                                <a14:hiddenFill xmlns:a14="http://schemas.microsoft.com/office/drawing/2010/main">
-                                  <a:solidFill>
-                                    <a:srgbClr val="FFFFFF"/>
-                                  </a:solidFill>
-                                </a14:hiddenFill>
-                              </a:ext>
-                              <a:ext uri="{91240B29-F687-4F45-9708-019B960494DF}">
-                                <a14:hiddenLine xmlns:a14="http://schemas.microsoft.com/office/drawing/2010/main" w="9525">
-                                  <a:solidFill>
-                                    <a:srgbClr val="000000"/>
-                                  </a:solidFill>
-                                  <a:miter lim="800000"/>
-                                  <a:headEnd/>
-                                  <a:tailEnd/>
-                                </a14:hiddenLine>
-                              </a:ext>
-                            </a:extLst>
-                          </wps:spPr>
-                          <wps:txbx>
-                            <w:txbxContent>
-                              <w:p>
-                                <w:pPr>
-                                  <w:jc w:val="center"/>
-                                  <w:rPr>
-                                    <w:rFonts w:asciiTheme="minorHAnsi" w:hAnsiTheme="minorHAnsi" w:cstheme="minorHAnsi"/>
-                                  </w:rPr>
-                                </w:pPr>
-                                <w:r>
-                                  <w:rPr>
-                                    <w:rFonts w:asciiTheme="minorHAnsi" w:hAnsiTheme="minorHAnsi" w:cstheme="minorHAnsi"/>
-                                  </w:rPr>
-                                  <w:t>A</w:t>
-                                </w:r>
-                              </w:p>
-                            </w:txbxContent>
-                          </wps:txbx>
-                          <wps:bodyPr rot="0" vert="horz" wrap="square" lIns="91440" tIns="0" rIns="91440" bIns="0" anchor="ctr" anchorCtr="0" upright="1">
-                            <a:noAutofit/>
-                          </wps:bodyPr>
-                        </wps:wsp>
-                      </wpg:grpSp>
                     </wpg:wgp>
                   </a:graphicData>
                 </a:graphic>
@@ -858,85 +1870,28 @@
           </mc:Choice>
           <mc:Fallback>
             <w:pict>
-              <v:group id="Group 6" o:spid="_x0000_s1026" style="position:absolute;margin-left:70pt;margin-top:34.85pt;width:123.15pt;height:83.4pt;z-index:251661312" coordsize="15642,10591" o:gfxdata="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">
-                <v:group id="battery" o:spid="_x0000_s1027" style="position:absolute;top:4868;width:4857;height:978" coordorigin="3930,12735" coordsize="765,154" o:gfxdata="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">
-                  <v:shapetype id="_x0000_t32" coordsize="21600,21600" o:spt="32" o:oned="t" path="m,l21600,21600e" filled="f">
-                    <v:path arrowok="t" fillok="f" o:connecttype="none"/>
-                    <o:lock v:ext="edit" shapetype="t"/>
-                  </v:shapetype>
-                  <v:shape id="AutoShape 18" o:spid="_x0000_s1028" type="#_x0000_t32" style="position:absolute;left:3930;top:12735;width:765;height:0;visibility:visible;mso-wrap-style:square" o:connectortype="straight" o:gfxdata="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" strokeweight="1.5pt"/>
-                  <v:shape id="AutoShape 19" o:spid="_x0000_s1029" type="#_x0000_t32" style="position:absolute;left:4196;top:12886;width:199;height:3;flip:y;visibility:visible;mso-wrap-style:square" o:connectortype="straight" o:gfxdata="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" strokeweight="1.5pt"/>
-                </v:group>
-                <v:group id="bulb" o:spid="_x0000_s1030" style="position:absolute;left:11959;top:4212;width:3683;height:2190" coordorigin="5430,12705" coordsize="580,345" o:gfxdata="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">
-                  <v:oval id="Oval 21" o:spid="_x0000_s1031" style="position:absolute;left:5665;top:12705;width:345;height:345;visibility:visible;mso-wrap-style:square;v-text-anchor:top" o:gfxdata="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" strokeweight="1pt"/>
-                  <v:shape id="AutoShape 22" o:spid="_x0000_s1032" type="#_x0000_t32" style="position:absolute;left:5430;top:12795;width:375;height:0;visibility:visible;mso-wrap-style:square" o:connectortype="straight" o:gfxdata="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" strokeweight="1pt"/>
-                  <v:shape id="AutoShape 23" o:spid="_x0000_s1033" type="#_x0000_t32" style="position:absolute;left:5430;top:12970;width:375;height:0;visibility:visible;mso-wrap-style:square" o:connectortype="straight" o:gfxdata="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" strokeweight="1pt"/>
-                  <v:shape id="Freeform 24" o:spid="_x0000_s1034" style="position:absolute;left:5727;top:12799;width:140;height:165;visibility:visible;mso-wrap-style:square;v-text-anchor:top" coordsize="140,193" o:gfxdata="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" path="m73,v38,28,21,18,49,32c95,41,,32,61,44v24,16,29,18,57,24c97,75,74,73,53,80v-20,31,34,27,53,29c81,112,70,109,57,129v4,3,7,7,12,8c105,145,140,136,90,153,74,167,65,170,65,193e" filled="f" strokeweight="1pt">
-                    <v:path arrowok="t" o:connecttype="custom" o:connectlocs="73,0;122,27;61,38;118,58;53,68;106,93;57,110;69,117;90,131;65,165" o:connectangles="0,0,0,0,0,0,0,0,0,0"/>
-                  </v:shape>
-                </v:group>
-                <v:group id="ammeter" o:spid="_x0000_s1035" style="position:absolute;left:5672;width:2972;height:2717" coordorigin="4757,12278" coordsize="468,428" o:gfxdata="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">
-                  <v:oval id="Oval 29" o:spid="_x0000_s1036" style="position:absolute;left:4831;top:12344;width:319;height:319;visibility:visible;mso-wrap-style:square;v-text-anchor:top" o:gfxdata="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" fillcolor="white [3212]"/>
-                  <v:shapetype id="_x0000_t202" coordsize="21600,21600" o:spt="202" path="m,l,21600r21600,l21600,xe">
-                    <v:stroke joinstyle="miter"/>
-                    <v:path gradientshapeok="t" o:connecttype="rect"/>
-                  </v:shapetype>
-                  <v:shape id="Text Box 30" o:spid="_x0000_s1037" type="#_x0000_t202" style="position:absolute;left:4757;top:12278;width:468;height:428;visibility:visible;mso-wrap-style:square;v-text-anchor:middle" o:gfxdata="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" filled="f" stroked="f">
-                    <v:textbox inset=",0,,0">
-                      <w:txbxContent>
-                        <w:p>
-                          <w:pPr>
-                            <w:jc w:val="center"/>
-                            <w:rPr>
-                              <w:rFonts w:asciiTheme="minorHAnsi" w:hAnsiTheme="minorHAnsi" w:cstheme="minorHAnsi"/>
-                            </w:rPr>
-                          </w:pPr>
-                          <w:r>
-                            <w:rPr>
-                              <w:rFonts w:asciiTheme="minorHAnsi" w:hAnsiTheme="minorHAnsi" w:cstheme="minorHAnsi"/>
-                            </w:rPr>
-                            <w:t>A</w:t>
-                          </w:r>
-                        </w:p>
-                      </w:txbxContent>
-                    </v:textbox>
-                  </v:shape>
-                </v:group>
-                <v:shape id="Freeform 31" o:spid="_x0000_s1038" style="position:absolute;left:2328;top:1439;width:3791;height:3403;visibility:visible;mso-wrap-style:square;v-text-anchor:top" coordsize="597,536" o:gfxdata="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" path="m,536l,,597,e" filled="f">
-                  <v:path arrowok="t" o:connecttype="custom" o:connectlocs="0,340360;0,0;379095,0" o:connectangles="0,0,0"/>
+              <v:group w14:anchorId="37D6D1A7" id="_x0000_s1032" style="position:absolute;margin-left:114.4pt;margin-top:96.75pt;width:23.4pt;height:21.4pt;z-index:251653120" coordorigin="4757,12278" coordsize="468,428" o:gfxdata="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">
+                <v:oval id="Oval 29" o:spid="_x0000_s1033" style="position:absolute;left:4831;top:12344;width:319;height:319;visibility:visible;mso-wrap-style:square;v-text-anchor:top" o:gfxdata="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" fillcolor="white [3212]"/>
+                <v:shape id="Text Box 30" o:spid="_x0000_s1034" type="#_x0000_t202" style="position:absolute;left:4757;top:12278;width:468;height:428;visibility:visible;mso-wrap-style:square;v-text-anchor:middle" o:gfxdata="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" filled="f" stroked="f">
+                  <v:textbox inset=",0,,0">
+                    <w:txbxContent>
+                      <w:p>
+                        <w:pPr>
+                          <w:jc w:val="center"/>
+                          <w:rPr>
+                            <w:rFonts w:asciiTheme="minorHAnsi" w:hAnsiTheme="minorHAnsi" w:cstheme="minorHAnsi"/>
+                          </w:rPr>
+                        </w:pPr>
+                        <w:r>
+                          <w:rPr>
+                            <w:rFonts w:asciiTheme="minorHAnsi" w:hAnsiTheme="minorHAnsi" w:cstheme="minorHAnsi"/>
+                          </w:rPr>
+                          <w:t>A</w:t>
+                        </w:r>
+                      </w:p>
+                    </w:txbxContent>
+                  </v:textbox>
                 </v:shape>
-                <v:shape id="Freeform 32" o:spid="_x0000_s1039" style="position:absolute;left:8149;top:1397;width:3791;height:3403;flip:x;visibility:visible;mso-wrap-style:square;v-text-anchor:top" coordsize="597,536" o:gfxdata="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" path="m,536l,,597,e" filled="f">
-                  <v:path arrowok="t" o:connecttype="custom" o:connectlocs="0,340360;0,0;379095,0" o:connectangles="0,0,0"/>
-                </v:shape>
-                <v:shape id="Freeform 33" o:spid="_x0000_s1040" style="position:absolute;left:2349;top:5884;width:3791;height:3403;flip:y;visibility:visible;mso-wrap-style:square;v-text-anchor:top" coordsize="597,536" o:gfxdata="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" path="m,536l,,597,e" filled="f">
-                  <v:path arrowok="t" o:connecttype="custom" o:connectlocs="0,340360;0,0;379095,0" o:connectangles="0,0,0"/>
-                </v:shape>
-                <v:shape id="Freeform 34" o:spid="_x0000_s1041" style="position:absolute;left:8191;top:5842;width:3791;height:3403;flip:x y;visibility:visible;mso-wrap-style:square;v-text-anchor:top" coordsize="597,536" o:gfxdata="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" path="m,536l,,597,e" filled="f">
-                  <v:path arrowok="t" o:connecttype="custom" o:connectlocs="0,340360;0,0;379095,0" o:connectangles="0,0,0"/>
-                </v:shape>
-                <v:group id="ammeter" o:spid="_x0000_s1042" style="position:absolute;left:5630;top:7874;width:2972;height:2717" coordorigin="4757,12278" coordsize="468,428" o:gfxdata="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">
-                  <v:oval id="Oval 29" o:spid="_x0000_s1043" style="position:absolute;left:4831;top:12344;width:319;height:319;visibility:visible;mso-wrap-style:square;v-text-anchor:top" o:gfxdata="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" fillcolor="white [3212]"/>
-                  <v:shape id="Text Box 30" o:spid="_x0000_s1044" type="#_x0000_t202" style="position:absolute;left:4757;top:12278;width:468;height:428;visibility:visible;mso-wrap-style:square;v-text-anchor:middle" o:gfxdata="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" filled="f" stroked="f">
-                    <v:textbox inset=",0,,0">
-                      <w:txbxContent>
-                        <w:p>
-                          <w:pPr>
-                            <w:jc w:val="center"/>
-                            <w:rPr>
-                              <w:rFonts w:asciiTheme="minorHAnsi" w:hAnsiTheme="minorHAnsi" w:cstheme="minorHAnsi"/>
-                            </w:rPr>
-                          </w:pPr>
-                          <w:r>
-                            <w:rPr>
-                              <w:rFonts w:asciiTheme="minorHAnsi" w:hAnsiTheme="minorHAnsi" w:cstheme="minorHAnsi"/>
-                            </w:rPr>
-                            <w:t>A</w:t>
-                          </w:r>
-                        </w:p>
-                      </w:txbxContent>
-                    </v:textbox>
-                  </v:shape>
-                </v:group>
               </v:group>
             </w:pict>
           </mc:Fallback>
@@ -954,7 +1909,7 @@
 </file>
 
 <file path=word/styles.xml><?xml version="1.0" encoding="utf-8"?>
-<w:styles xmlns:mc="http://schemas.openxmlformats.org/markup-compatibility/2006" xmlns:r="http://schemas.openxmlformats.org/officeDocument/2006/relationships" xmlns:w="http://schemas.openxmlformats.org/wordprocessingml/2006/main" xmlns:w14="http://schemas.microsoft.com/office/word/2010/wordml" xmlns:w15="http://schemas.microsoft.com/office/word/2012/wordml" xmlns:w16se="http://schemas.microsoft.com/office/word/2015/wordml/symex" mc:Ignorable="w14 w15 w16se">
+<w:styles xmlns:mc="http://schemas.openxmlformats.org/markup-compatibility/2006" xmlns:r="http://schemas.openxmlformats.org/officeDocument/2006/relationships" xmlns:w="http://schemas.openxmlformats.org/wordprocessingml/2006/main" xmlns:w14="http://schemas.microsoft.com/office/word/2010/wordml" xmlns:w15="http://schemas.microsoft.com/office/word/2012/wordml" xmlns:w16cex="http://schemas.microsoft.com/office/word/2018/wordml/cex" xmlns:w16cid="http://schemas.microsoft.com/office/word/2016/wordml/cid" xmlns:w16="http://schemas.microsoft.com/office/word/2018/wordml" xmlns:w16du="http://schemas.microsoft.com/office/word/2023/wordml/word16du" xmlns:w16sdtdh="http://schemas.microsoft.com/office/word/2020/wordml/sdtdatahash" xmlns:w16sdtfl="http://schemas.microsoft.com/office/word/2024/wordml/sdtformatlock" xmlns:w16se="http://schemas.microsoft.com/office/word/2015/wordml/symex" mc:Ignorable="w14 w15 w16se w16cid w16 w16cex w16sdtdh w16sdtfl w16du">
   <w:docDefaults>
     <w:rPrDefault>
       <w:rPr>
@@ -970,7 +1925,7 @@
       </w:pPr>
     </w:pPrDefault>
   </w:docDefaults>
-  <w:latentStyles w:defLockedState="0" w:defUIPriority="99" w:defSemiHidden="0" w:defUnhideWhenUsed="0" w:defQFormat="0" w:count="371">
+  <w:latentStyles w:defLockedState="0" w:defUIPriority="99" w:defSemiHidden="0" w:defUnhideWhenUsed="0" w:defQFormat="0" w:count="376">
     <w:lsdException w:name="Normal" w:uiPriority="0" w:qFormat="1"/>
     <w:lsdException w:name="heading 1" w:uiPriority="9" w:qFormat="1"/>
     <w:lsdException w:name="heading 2" w:semiHidden="1" w:uiPriority="9" w:unhideWhenUsed="1" w:qFormat="1"/>
@@ -1342,6 +2297,11 @@
     <w:lsdException w:name="List Table 5 Dark Accent 6" w:uiPriority="50"/>
     <w:lsdException w:name="List Table 6 Colorful Accent 6" w:uiPriority="51"/>
     <w:lsdException w:name="List Table 7 Colorful Accent 6" w:uiPriority="52"/>
+    <w:lsdException w:name="Mention" w:semiHidden="1" w:unhideWhenUsed="1"/>
+    <w:lsdException w:name="Smart Hyperlink" w:semiHidden="1" w:unhideWhenUsed="1"/>
+    <w:lsdException w:name="Hashtag" w:semiHidden="1" w:unhideWhenUsed="1"/>
+    <w:lsdException w:name="Unresolved Mention" w:semiHidden="1" w:unhideWhenUsed="1"/>
+    <w:lsdException w:name="Smart Link" w:semiHidden="1" w:unhideWhenUsed="1"/>
   </w:latentStyles>
   <w:style w:type="paragraph" w:default="1" w:styleId="Normal">
     <w:name w:val="Normal"/>
